--- a/docx/TP3_Audit_Tracabilite_Conformite_GRC_apprenant.docx
+++ b/docx/TP3_Audit_Tracabilite_Conformite_GRC_apprenant.docx
@@ -69,7 +69,7 @@
       </w:tblGrid>
       <w:tr>
         <w:trPr>
-          <w:tblHeader w:val="false"/>
+          <w:tblHeader w:val="off"/>
         </w:trPr>
         <w:tc>
           <w:tcPr>
@@ -135,7 +135,7 @@
       </w:tr>
       <w:tr>
         <w:trPr>
-          <w:tblHeader w:val="false"/>
+          <w:tblHeader w:val="off"/>
         </w:trPr>
         <w:tc>
           <w:tcPr>
@@ -222,7 +222,7 @@
       </w:tr>
       <w:tr>
         <w:trPr>
-          <w:tblHeader w:val="false"/>
+          <w:tblHeader w:val="off"/>
         </w:trPr>
         <w:tc>
           <w:tcPr>
@@ -288,7 +288,7 @@
       </w:tr>
       <w:tr>
         <w:trPr>
-          <w:tblHeader w:val="false"/>
+          <w:tblHeader w:val="off"/>
         </w:trPr>
         <w:tc>
           <w:tcPr>
@@ -357,7 +357,7 @@
                 <w:szCs w:val="17"/>
                 <w:shd w:fill="EEEEEE" w:val="clear"/>
               </w:rPr>
-              <w:t xml:space="preserve">jq</w:t>
+              <w:t xml:space="preserve">logs</w:t>
             </w:r>
             <w:r>
               <w:rPr>
@@ -846,9 +846,9 @@
         <w:tblLayout w:type="fixed"/>
       </w:tblPr>
       <w:tblGrid>
-        <w:gridCol w:w="2186"/>
-        <w:gridCol w:w="4616"/>
-        <w:gridCol w:w="2836"/>
+        <w:gridCol w:w="1986"/>
+        <w:gridCol w:w="4193"/>
+        <w:gridCol w:w="3459"/>
       </w:tblGrid>
       <w:tr>
         <w:trPr>
@@ -856,7 +856,7 @@
         </w:trPr>
         <w:tc>
           <w:tcPr>
-            <w:tcW w:type="dxa" w:w="2186"/>
+            <w:tcW w:type="dxa" w:w="1986"/>
             <w:tcBorders>
               <w:top w:val="single" w:color="C9C9D6" w:sz="4"/>
               <w:left w:val="single" w:color="C9C9D6" w:sz="4"/>
@@ -887,7 +887,7 @@
         </w:tc>
         <w:tc>
           <w:tcPr>
-            <w:tcW w:type="dxa" w:w="4616"/>
+            <w:tcW w:type="dxa" w:w="4193"/>
             <w:tcBorders>
               <w:top w:val="single" w:color="C9C9D6" w:sz="4"/>
               <w:left w:val="single" w:color="C9C9D6" w:sz="4"/>
@@ -918,7 +918,7 @@
         </w:tc>
         <w:tc>
           <w:tcPr>
-            <w:tcW w:type="dxa" w:w="2836"/>
+            <w:tcW w:type="dxa" w:w="3459"/>
             <w:tcBorders>
               <w:top w:val="single" w:color="C9C9D6" w:sz="4"/>
               <w:left w:val="single" w:color="C9C9D6" w:sz="4"/>
@@ -950,11 +950,11 @@
       </w:tr>
       <w:tr>
         <w:trPr>
-          <w:tblHeader w:val="false"/>
+          <w:tblHeader w:val="off"/>
         </w:trPr>
         <w:tc>
           <w:tcPr>
-            <w:tcW w:type="dxa" w:w="2186"/>
+            <w:tcW w:type="dxa" w:w="1986"/>
             <w:tcBorders>
               <w:top w:val="single" w:color="C9C9D6" w:sz="4"/>
               <w:left w:val="single" w:color="C9C9D6" w:sz="4"/>
@@ -995,7 +995,7 @@
         </w:tc>
         <w:tc>
           <w:tcPr>
-            <w:tcW w:type="dxa" w:w="4616"/>
+            <w:tcW w:type="dxa" w:w="4193"/>
             <w:tcBorders>
               <w:top w:val="single" w:color="C9C9D6" w:sz="4"/>
               <w:left w:val="single" w:color="C9C9D6" w:sz="4"/>
@@ -1025,7 +1025,7 @@
         </w:tc>
         <w:tc>
           <w:tcPr>
-            <w:tcW w:type="dxa" w:w="2836"/>
+            <w:tcW w:type="dxa" w:w="3459"/>
             <w:tcBorders>
               <w:top w:val="single" w:color="C9C9D6" w:sz="4"/>
               <w:left w:val="single" w:color="C9C9D6" w:sz="4"/>
@@ -1055,11 +1055,11 @@
       </w:tr>
       <w:tr>
         <w:trPr>
-          <w:tblHeader w:val="false"/>
+          <w:tblHeader w:val="off"/>
         </w:trPr>
         <w:tc>
           <w:tcPr>
-            <w:tcW w:type="dxa" w:w="2186"/>
+            <w:tcW w:type="dxa" w:w="1986"/>
             <w:tcBorders>
               <w:top w:val="single" w:color="C9C9D6" w:sz="4"/>
               <w:left w:val="single" w:color="C9C9D6" w:sz="4"/>
@@ -1100,7 +1100,7 @@
         </w:tc>
         <w:tc>
           <w:tcPr>
-            <w:tcW w:type="dxa" w:w="4616"/>
+            <w:tcW w:type="dxa" w:w="4193"/>
             <w:tcBorders>
               <w:top w:val="single" w:color="C9C9D6" w:sz="4"/>
               <w:left w:val="single" w:color="C9C9D6" w:sz="4"/>
@@ -1130,7 +1130,7 @@
         </w:tc>
         <w:tc>
           <w:tcPr>
-            <w:tcW w:type="dxa" w:w="2836"/>
+            <w:tcW w:type="dxa" w:w="3459"/>
             <w:tcBorders>
               <w:top w:val="single" w:color="C9C9D6" w:sz="4"/>
               <w:left w:val="single" w:color="C9C9D6" w:sz="4"/>
@@ -1160,11 +1160,11 @@
       </w:tr>
       <w:tr>
         <w:trPr>
-          <w:tblHeader w:val="false"/>
+          <w:tblHeader w:val="off"/>
         </w:trPr>
         <w:tc>
           <w:tcPr>
-            <w:tcW w:type="dxa" w:w="2186"/>
+            <w:tcW w:type="dxa" w:w="1986"/>
             <w:tcBorders>
               <w:top w:val="single" w:color="C9C9D6" w:sz="4"/>
               <w:left w:val="single" w:color="C9C9D6" w:sz="4"/>
@@ -1194,7 +1194,7 @@
         </w:tc>
         <w:tc>
           <w:tcPr>
-            <w:tcW w:type="dxa" w:w="4616"/>
+            <w:tcW w:type="dxa" w:w="4193"/>
             <w:tcBorders>
               <w:top w:val="single" w:color="C9C9D6" w:sz="4"/>
               <w:left w:val="single" w:color="C9C9D6" w:sz="4"/>
@@ -1224,7 +1224,7 @@
         </w:tc>
         <w:tc>
           <w:tcPr>
-            <w:tcW w:type="dxa" w:w="2836"/>
+            <w:tcW w:type="dxa" w:w="3459"/>
             <w:tcBorders>
               <w:top w:val="single" w:color="C9C9D6" w:sz="4"/>
               <w:left w:val="single" w:color="C9C9D6" w:sz="4"/>
@@ -1254,11 +1254,11 @@
       </w:tr>
       <w:tr>
         <w:trPr>
-          <w:tblHeader w:val="false"/>
+          <w:tblHeader w:val="off"/>
         </w:trPr>
         <w:tc>
           <w:tcPr>
-            <w:tcW w:type="dxa" w:w="2186"/>
+            <w:tcW w:type="dxa" w:w="1986"/>
             <w:tcBorders>
               <w:top w:val="single" w:color="C9C9D6" w:sz="4"/>
               <w:left w:val="single" w:color="C9C9D6" w:sz="4"/>
@@ -1282,43 +1282,43 @@
                 <w:sz w:val="19"/>
                 <w:szCs w:val="19"/>
               </w:rPr>
-              <w:t xml:space="preserve">jq</w:t>
-            </w:r>
-          </w:p>
-        </w:tc>
-        <w:tc>
-          <w:tcPr>
-            <w:tcW w:type="dxa" w:w="4616"/>
-            <w:tcBorders>
-              <w:top w:val="single" w:color="C9C9D6" w:sz="4"/>
-              <w:left w:val="single" w:color="C9C9D6" w:sz="4"/>
-              <w:bottom w:val="single" w:color="C9C9D6" w:sz="4"/>
-              <w:right w:val="single" w:color="C9C9D6" w:sz="4"/>
-            </w:tcBorders>
-            <w:tcMar>
-              <w:top w:type="dxa" w:w="60"/>
-              <w:left w:type="dxa" w:w="100"/>
-              <w:bottom w:type="dxa" w:w="60"/>
-              <w:right w:type="dxa" w:w="100"/>
-            </w:tcMar>
-          </w:tcPr>
-          <w:p>
-            <w:r>
-              <w:rPr>
-                <w:rFonts w:ascii="Calibri" w:cs="Calibri" w:eastAsia="Calibri" w:hAnsi="Calibri"/>
-                <w:b w:val="false"/>
-                <w:bCs w:val="false"/>
-                <w:color w:val="202122"/>
-                <w:sz w:val="19"/>
-                <w:szCs w:val="19"/>
-              </w:rPr>
-              <w:t xml:space="preserve">Filtrer du JSON en ligne de commande</w:t>
-            </w:r>
-          </w:p>
-        </w:tc>
-        <w:tc>
-          <w:tcPr>
-            <w:tcW w:type="dxa" w:w="2836"/>
+              <w:t xml:space="preserve">logs</w:t>
+            </w:r>
+          </w:p>
+        </w:tc>
+        <w:tc>
+          <w:tcPr>
+            <w:tcW w:type="dxa" w:w="4193"/>
+            <w:tcBorders>
+              <w:top w:val="single" w:color="C9C9D6" w:sz="4"/>
+              <w:left w:val="single" w:color="C9C9D6" w:sz="4"/>
+              <w:bottom w:val="single" w:color="C9C9D6" w:sz="4"/>
+              <w:right w:val="single" w:color="C9C9D6" w:sz="4"/>
+            </w:tcBorders>
+            <w:tcMar>
+              <w:top w:type="dxa" w:w="60"/>
+              <w:left w:type="dxa" w:w="100"/>
+              <w:bottom w:type="dxa" w:w="60"/>
+              <w:right w:type="dxa" w:w="100"/>
+            </w:tcMar>
+          </w:tcPr>
+          <w:p>
+            <w:r>
+              <w:rPr>
+                <w:rFonts w:ascii="Calibri" w:cs="Calibri" w:eastAsia="Calibri" w:hAnsi="Calibri"/>
+                <w:b w:val="false"/>
+                <w:bCs w:val="false"/>
+                <w:color w:val="202122"/>
+                <w:sz w:val="19"/>
+                <w:szCs w:val="19"/>
+              </w:rPr>
+              <w:t xml:space="preserve">Lire ces journaux sans écrire de filtre</w:t>
+            </w:r>
+          </w:p>
+        </w:tc>
+        <w:tc>
+          <w:tcPr>
+            <w:tcW w:type="dxa" w:w="3459"/>
             <w:tcBorders>
               <w:top w:val="single" w:color="C9C9D6" w:sz="4"/>
               <w:left w:val="single" w:color="C9C9D6" w:sz="4"/>
@@ -1341,18 +1341,81 @@
                 <w:szCs w:val="17"/>
                 <w:shd w:fill="EEEEEE" w:val="clear"/>
               </w:rPr>
-              <w:t xml:space="preserve">jq 'select(.user=="bruno")' fichier</w:t>
+              <w:t xml:space="preserve">logs audit</w:t>
+            </w:r>
+            <w:r>
+              <w:rPr>
+                <w:rFonts w:ascii="Calibri" w:cs="Calibri" w:eastAsia="Calibri" w:hAnsi="Calibri"/>
+                <w:b w:val="false"/>
+                <w:bCs w:val="false"/>
+                <w:color w:val="202122"/>
+                <w:sz w:val="19"/>
+                <w:szCs w:val="19"/>
+              </w:rPr>
+              <w:t xml:space="preserve">, </w:t>
+            </w:r>
+            <w:r>
+              <w:rPr>
+                <w:rFonts w:ascii="Consolas" w:cs="Consolas" w:eastAsia="Consolas" w:hAnsi="Consolas"/>
+                <w:color w:val="44445A"/>
+                <w:sz w:val="17"/>
+                <w:szCs w:val="17"/>
+                <w:shd w:fill="EEEEEE" w:val="clear"/>
+              </w:rPr>
+              <w:t xml:space="preserve">logs echecs</w:t>
+            </w:r>
+            <w:r>
+              <w:rPr>
+                <w:rFonts w:ascii="Calibri" w:cs="Calibri" w:eastAsia="Calibri" w:hAnsi="Calibri"/>
+                <w:b w:val="false"/>
+                <w:bCs w:val="false"/>
+                <w:color w:val="202122"/>
+                <w:sz w:val="19"/>
+                <w:szCs w:val="19"/>
+              </w:rPr>
+              <w:t xml:space="preserve">, </w:t>
+            </w:r>
+            <w:r>
+              <w:rPr>
+                <w:rFonts w:ascii="Consolas" w:cs="Consolas" w:eastAsia="Consolas" w:hAnsi="Consolas"/>
+                <w:color w:val="44445A"/>
+                <w:sz w:val="17"/>
+                <w:szCs w:val="17"/>
+                <w:shd w:fill="EEEEEE" w:val="clear"/>
+              </w:rPr>
+              <w:t xml:space="preserve">logs minio</w:t>
+            </w:r>
+            <w:r>
+              <w:rPr>
+                <w:rFonts w:ascii="Calibri" w:cs="Calibri" w:eastAsia="Calibri" w:hAnsi="Calibri"/>
+                <w:b w:val="false"/>
+                <w:bCs w:val="false"/>
+                <w:color w:val="202122"/>
+                <w:sz w:val="19"/>
+                <w:szCs w:val="19"/>
+              </w:rPr>
+              <w:t xml:space="preserve">, </w:t>
+            </w:r>
+            <w:r>
+              <w:rPr>
+                <w:rFonts w:ascii="Consolas" w:cs="Consolas" w:eastAsia="Consolas" w:hAnsi="Consolas"/>
+                <w:color w:val="44445A"/>
+                <w:sz w:val="17"/>
+                <w:szCs w:val="17"/>
+                <w:shd w:fill="EEEEEE" w:val="clear"/>
+              </w:rPr>
+              <w:t xml:space="preserve">logs vault</w:t>
             </w:r>
           </w:p>
         </w:tc>
       </w:tr>
       <w:tr>
         <w:trPr>
-          <w:tblHeader w:val="false"/>
+          <w:tblHeader w:val="off"/>
         </w:trPr>
         <w:tc>
           <w:tcPr>
-            <w:tcW w:type="dxa" w:w="2186"/>
+            <w:tcW w:type="dxa" w:w="1986"/>
             <w:tcBorders>
               <w:top w:val="single" w:color="C9C9D6" w:sz="4"/>
               <w:left w:val="single" w:color="C9C9D6" w:sz="4"/>
@@ -1382,7 +1445,7 @@
         </w:tc>
         <w:tc>
           <w:tcPr>
-            <w:tcW w:type="dxa" w:w="4616"/>
+            <w:tcW w:type="dxa" w:w="4193"/>
             <w:tcBorders>
               <w:top w:val="single" w:color="C9C9D6" w:sz="4"/>
               <w:left w:val="single" w:color="C9C9D6" w:sz="4"/>
@@ -1412,7 +1475,7 @@
         </w:tc>
         <w:tc>
           <w:tcPr>
-            <w:tcW w:type="dxa" w:w="2836"/>
+            <w:tcW w:type="dxa" w:w="3459"/>
             <w:tcBorders>
               <w:top w:val="single" w:color="C9C9D6" w:sz="4"/>
               <w:left w:val="single" w:color="C9C9D6" w:sz="4"/>
@@ -1708,7 +1771,7 @@
       </w:tr>
       <w:tr>
         <w:trPr>
-          <w:tblHeader w:val="false"/>
+          <w:tblHeader w:val="off"/>
         </w:trPr>
         <w:tc>
           <w:tcPr>
@@ -1803,7 +1866,7 @@
       </w:tr>
       <w:tr>
         <w:trPr>
-          <w:tblHeader w:val="false"/>
+          <w:tblHeader w:val="off"/>
         </w:trPr>
         <w:tc>
           <w:tcPr>
@@ -1898,7 +1961,7 @@
       </w:tr>
       <w:tr>
         <w:trPr>
-          <w:tblHeader w:val="false"/>
+          <w:tblHeader w:val="off"/>
         </w:trPr>
         <w:tc>
           <w:tcPr>
@@ -2026,29 +2089,39 @@
       </w:pPr>
       <w:r>
         <w:rPr>
-          <w:color w:val="202122"/>
-          <w:sz w:val="21"/>
-          <w:szCs w:val="21"/>
-        </w:rPr>
-        <w:t xml:space="preserve">Démarche à chaque étape : </w:t>
-      </w:r>
-      <w:r>
-        <w:rPr>
           <w:b/>
           <w:bCs/>
           <w:color w:val="202122"/>
           <w:sz w:val="21"/>
           <w:szCs w:val="21"/>
         </w:rPr>
-        <w:t xml:space="preserve">🎯 Pourquoi → ▶ Faire → ✅ Vérifier</w:t>
-      </w:r>
-      <w:r>
-        <w:rPr>
-          <w:color w:val="202122"/>
-          <w:sz w:val="21"/>
-          <w:szCs w:val="21"/>
-        </w:rPr>
-        <w:t xml:space="preserve">. Tout se passe dans la toolbox. Si Vault est scellé : </w:t>
+        <w:t xml:space="preserve">Où taper les commandes ?</w:t>
+      </w:r>
+      <w:r>
+        <w:rPr>
+          <w:color w:val="202122"/>
+          <w:sz w:val="21"/>
+          <w:szCs w:val="21"/>
+        </w:rPr>
+        <w:t xml:space="preserve"> Dans l'onglet </w:t>
+      </w:r>
+      <w:r>
+        <w:rPr>
+          <w:b/>
+          <w:bCs/>
+          <w:color w:val="202122"/>
+          <w:sz w:val="21"/>
+          <w:szCs w:val="21"/>
+        </w:rPr>
+        <w:t xml:space="preserve">Terminal</w:t>
+      </w:r>
+      <w:r>
+        <w:rPr>
+          <w:color w:val="202122"/>
+          <w:sz w:val="21"/>
+          <w:szCs w:val="21"/>
+        </w:rPr>
+        <w:t xml:space="preserve"> de votre console web (adresse et mot de passe donnés par le formateur). Une commande par ligne, Ctrl+Entrée pour lancer. Remplacez chaque </w:t>
       </w:r>
       <w:r>
         <w:rPr>
@@ -2058,164 +2131,69 @@
           <w:szCs w:val="19"/>
           <w:shd w:fill="EEEEEE" w:val="clear"/>
         </w:rPr>
-        <w:t xml:space="preserve">/lab/scripts/vault-unseal.sh</w:t>
-      </w:r>
-      <w:r>
-        <w:rPr>
-          <w:color w:val="202122"/>
-          <w:sz w:val="21"/>
-          <w:szCs w:val="21"/>
-        </w:rPr>
-        <w:t xml:space="preserve">.</w:t>
-      </w:r>
-    </w:p>
-    <w:p>
-      <w:pPr>
-        <w:pStyle w:val="Heading2"/>
-        <w:keepNext/>
-        <w:spacing w:after="100" w:before="220"/>
-      </w:pPr>
-      <w:r>
-        <w:rPr>
-          <w:rFonts w:ascii="Georgia" w:cs="Georgia" w:eastAsia="Georgia" w:hAnsi="Georgia"/>
+        <w:t xml:space="preserve">&lt;valeur&gt;</w:t>
+      </w:r>
+      <w:r>
+        <w:rPr>
+          <w:color w:val="202122"/>
+          <w:sz w:val="21"/>
+          <w:szCs w:val="21"/>
+        </w:rPr>
+        <w:t xml:space="preserve"> par ce que la commande précédente a affiché. Le bouton </w:t>
+      </w:r>
+      <w:r>
+        <w:rPr>
           <w:b/>
           <w:bCs/>
-          <w:color w:val="44445A"/>
-          <w:sz w:val="24"/>
-          <w:szCs w:val="24"/>
-        </w:rPr>
-        <w:t xml:space="preserve">Étape 1 — Allumer l'audit PostgreSQL</w:t>
-      </w:r>
-    </w:p>
-    <w:p>
-      <w:pPr>
-        <w:pBdr>
-          <w:left w:val="single" w:color="5B5B79" w:sz="18" w:space="8"/>
-        </w:pBdr>
-        <w:shd w:fill="F5F5F5" w:val="clear"/>
-        <w:spacing w:after="160" w:before="80" w:line="276"/>
-        <w:ind w:left="160" w:right="160"/>
-      </w:pPr>
-      <w:r>
-        <w:rPr>
-          <w:i/>
-          <w:iCs/>
-          <w:color w:val="44445A"/>
-        </w:rPr>
-        <w:t xml:space="preserve">🎯 On veut tracer les accès aux tables </w:t>
+          <w:color w:val="202122"/>
+          <w:sz w:val="21"/>
+          <w:szCs w:val="21"/>
+        </w:rPr>
+        <w:t xml:space="preserve">🔑 Voir les identifiants</w:t>
+      </w:r>
+      <w:r>
+        <w:rPr>
+          <w:color w:val="202122"/>
+          <w:sz w:val="21"/>
+          <w:szCs w:val="21"/>
+        </w:rPr>
+        <w:t xml:space="preserve"> donne tous les mots de passe du lab.</w:t>
+      </w:r>
+    </w:p>
+    <w:p>
+      <w:pPr>
+        <w:spacing w:after="120" w:line="276"/>
+        <w:rPr>
+          <w:color w:val="202122"/>
+          <w:sz w:val="21"/>
+          <w:szCs w:val="21"/>
+        </w:rPr>
+      </w:pPr>
+      <w:r>
+        <w:rPr>
+          <w:color w:val="202122"/>
+          <w:sz w:val="21"/>
+          <w:szCs w:val="21"/>
+        </w:rPr>
+        <w:t xml:space="preserve">Chaque étape suit la même démarche : </w:t>
       </w:r>
       <w:r>
         <w:rPr>
           <w:b/>
           <w:bCs/>
-          <w:i/>
-          <w:iCs/>
-          <w:color w:val="44445A"/>
-        </w:rPr>
-        <w:t xml:space="preserve">RESTREINT</w:t>
-      </w:r>
-      <w:r>
-        <w:rPr>
-          <w:i/>
-          <w:iCs/>
-          <w:color w:val="44445A"/>
-        </w:rPr>
-        <w:t xml:space="preserve"> et les changements de droits, pas tout le reste (trop de bruit).</w:t>
-      </w:r>
-    </w:p>
-    <w:p>
-      <w:pPr>
-        <w:pBdr>
-          <w:left w:val="single" w:color="5B5B79" w:sz="12" w:space="6"/>
-        </w:pBdr>
-        <w:shd w:fill="F5F5F5" w:val="clear"/>
-        <w:spacing w:after="0" w:line="240"/>
-        <w:ind w:left="120" w:right="120"/>
-      </w:pPr>
-      <w:r>
-        <w:rPr>
-          <w:rFonts w:ascii="Consolas" w:cs="Consolas" w:eastAsia="Consolas" w:hAnsi="Consolas"/>
-          <w:color w:val="202122"/>
-          <w:sz w:val="16"/>
-          <w:szCs w:val="16"/>
-        </w:rPr>
-        <w:t xml:space="preserve">less /lab/scripts/sql/tp3/01-audit.sql                     # repérez le rôle "auditeur"</w:t>
-      </w:r>
-    </w:p>
-    <w:p>
-      <w:pPr>
-        <w:pBdr>
-          <w:left w:val="single" w:color="5B5B79" w:sz="12" w:space="6"/>
-        </w:pBdr>
-        <w:shd w:fill="F5F5F5" w:val="clear"/>
-        <w:spacing w:after="0" w:line="240"/>
-        <w:ind w:left="120" w:right="120"/>
-      </w:pPr>
-      <w:r>
-        <w:rPr>
-          <w:rFonts w:ascii="Consolas" w:cs="Consolas" w:eastAsia="Consolas" w:hAnsi="Consolas"/>
-          <w:color w:val="202122"/>
-          <w:sz w:val="16"/>
-          <w:szCs w:val="16"/>
-        </w:rPr>
-        <w:t xml:space="preserve">/lab/scripts/pg-admin.sh -f /lab/scripts/sql/tp3/01-audit.sql</w:t>
-      </w:r>
-    </w:p>
-    <w:p>
-      <w:pPr>
-        <w:pBdr>
-          <w:left w:val="single" w:color="5B5B79" w:sz="12" w:space="6"/>
-        </w:pBdr>
-        <w:shd w:fill="F5F5F5" w:val="clear"/>
-        <w:spacing w:after="0" w:line="240"/>
-        <w:ind w:left="120" w:right="120"/>
-      </w:pPr>
-      <w:r>
-        <w:rPr>
-          <w:rFonts w:ascii="Consolas" w:cs="Consolas" w:eastAsia="Consolas" w:hAnsi="Consolas"/>
-          <w:color w:val="202122"/>
-          <w:sz w:val="16"/>
-          <w:szCs w:val="16"/>
-        </w:rPr>
-        <w:t xml:space="preserve">as() { u=$1; shift; PGPASSWORD="$(vault kv get -field=password kv/datacorp/users/pg/$u)" psql -U "$u" -c "$*"; }</w:t>
-      </w:r>
-    </w:p>
-    <w:p>
-      <w:pPr>
-        <w:pBdr>
-          <w:left w:val="single" w:color="5B5B79" w:sz="12" w:space="6"/>
-        </w:pBdr>
-        <w:shd w:fill="F5F5F5" w:val="clear"/>
-        <w:spacing w:after="0" w:line="240"/>
-        <w:ind w:left="120" w:right="120"/>
-      </w:pPr>
-      <w:r>
-        <w:rPr>
-          <w:rFonts w:ascii="Consolas" w:cs="Consolas" w:eastAsia="Consolas" w:hAnsi="Consolas"/>
-          <w:color w:val="202122"/>
-          <w:sz w:val="16"/>
-          <w:szCs w:val="16"/>
-        </w:rPr>
-        <w:t xml:space="preserve">as nadia "SELECT nom, poste FROM rh.employes LIMIT 3"</w:t>
-      </w:r>
-    </w:p>
-    <w:p>
-      <w:pPr>
-        <w:pBdr>
-          <w:left w:val="single" w:color="5B5B79" w:sz="12" w:space="6"/>
-        </w:pBdr>
-        <w:shd w:fill="F5F5F5" w:val="clear"/>
-        <w:spacing w:after="160" w:line="240"/>
-        <w:ind w:left="120" w:right="120"/>
-      </w:pPr>
-      <w:r>
-        <w:rPr>
-          <w:rFonts w:ascii="Consolas" w:cs="Consolas" w:eastAsia="Consolas" w:hAnsi="Consolas"/>
-          <w:color w:val="202122"/>
-          <w:sz w:val="16"/>
-          <w:szCs w:val="16"/>
-        </w:rPr>
-        <w:t xml:space="preserve">jq -c 'select((.message // "") | startswith("AUDIT")) | {timestamp, user, message}' /logs/postgres/postgresql.json | tail -2</w:t>
+          <w:color w:val="202122"/>
+          <w:sz w:val="21"/>
+          <w:szCs w:val="21"/>
+        </w:rPr>
+        <w:t xml:space="preserve">🎯 Pourquoi → ▶ Faire → ✅ Vérifier</w:t>
+      </w:r>
+      <w:r>
+        <w:rPr>
+          <w:color w:val="202122"/>
+          <w:sz w:val="21"/>
+          <w:szCs w:val="21"/>
+        </w:rPr>
+        <w:t xml:space="preserve">. Faites une capture de chaque ✅.</w:t>
       </w:r>
     </w:p>
     <w:p>
@@ -2227,14 +2205,6 @@
           <w:szCs w:val="21"/>
         </w:rPr>
       </w:pPr>
-      <w:r>
-        <w:rPr>
-          <w:color w:val="202122"/>
-          <w:sz w:val="21"/>
-          <w:szCs w:val="21"/>
-        </w:rPr>
-        <w:t xml:space="preserve">✅ </w:t>
-      </w:r>
       <w:r>
         <w:rPr>
           <w:b/>
@@ -2243,568 +2213,7 @@
           <w:sz w:val="21"/>
           <w:szCs w:val="21"/>
         </w:rPr>
-        <w:t xml:space="preserve">Vérifier :</w:t>
-      </w:r>
-      <w:r>
-        <w:rPr>
-          <w:color w:val="202122"/>
-          <w:sz w:val="21"/>
-          <w:szCs w:val="21"/>
-        </w:rPr>
-        <w:t xml:space="preserve"> une ligne </w:t>
-      </w:r>
-      <w:r>
-        <w:rPr>
-          <w:rFonts w:ascii="Consolas" w:cs="Consolas" w:eastAsia="Consolas" w:hAnsi="Consolas"/>
-          <w:color w:val="44445A"/>
-          <w:sz w:val="19"/>
-          <w:szCs w:val="19"/>
-          <w:shd w:fill="EEEEEE" w:val="clear"/>
-        </w:rPr>
-        <w:t xml:space="preserve">AUDIT: OBJECT,…,rh.employes,…,3</w:t>
-      </w:r>
-      <w:r>
-        <w:rPr>
-          <w:color w:val="202122"/>
-          <w:sz w:val="21"/>
-          <w:szCs w:val="21"/>
-        </w:rPr>
-        <w:t xml:space="preserve"> au nom de </w:t>
-      </w:r>
-      <w:r>
-        <w:rPr>
-          <w:rFonts w:ascii="Consolas" w:cs="Consolas" w:eastAsia="Consolas" w:hAnsi="Consolas"/>
-          <w:color w:val="44445A"/>
-          <w:sz w:val="19"/>
-          <w:szCs w:val="19"/>
-          <w:shd w:fill="EEEEEE" w:val="clear"/>
-        </w:rPr>
-        <w:t xml:space="preserve">nadia</w:t>
-      </w:r>
-      <w:r>
-        <w:rPr>
-          <w:color w:val="202122"/>
-          <w:sz w:val="21"/>
-          <w:szCs w:val="21"/>
-        </w:rPr>
-        <w:t xml:space="preserve"> apparaît.</w:t>
-      </w:r>
-    </w:p>
-    <w:p>
-      <w:pPr>
-        <w:pStyle w:val="Heading2"/>
-        <w:keepNext/>
-        <w:spacing w:after="100" w:before="220"/>
-      </w:pPr>
-      <w:r>
-        <w:rPr>
-          <w:rFonts w:ascii="Georgia" w:cs="Georgia" w:eastAsia="Georgia" w:hAnsi="Georgia"/>
-          <w:b/>
-          <w:bCs/>
-          <w:color w:val="44445A"/>
-          <w:sz w:val="24"/>
-          <w:szCs w:val="24"/>
-        </w:rPr>
-        <w:t xml:space="preserve">Étape 2 — Collecter MinIO et créer le coffre à preuves</w:t>
-      </w:r>
-    </w:p>
-    <w:p>
-      <w:pPr>
-        <w:pBdr>
-          <w:left w:val="single" w:color="5B5B79" w:sz="18" w:space="8"/>
-        </w:pBdr>
-        <w:shd w:fill="F5F5F5" w:val="clear"/>
-        <w:spacing w:after="160" w:before="80" w:line="276"/>
-        <w:ind w:left="160" w:right="160"/>
-      </w:pPr>
-      <w:r>
-        <w:rPr>
-          <w:i/>
-          <w:iCs/>
-          <w:color w:val="44445A"/>
-        </w:rPr>
-        <w:t xml:space="preserve">🎯 Les journaux doivent </w:t>
-      </w:r>
-      <w:r>
-        <w:rPr>
-          <w:b/>
-          <w:bCs/>
-          <w:i/>
-          <w:iCs/>
-          <w:color w:val="44445A"/>
-        </w:rPr>
-        <w:t xml:space="preserve">quitter</w:t>
-      </w:r>
-      <w:r>
-        <w:rPr>
-          <w:i/>
-          <w:iCs/>
-          <w:color w:val="44445A"/>
-        </w:rPr>
-        <w:t xml:space="preserve"> la machine surveillée et être rangés là où personne ne peut les effacer.</w:t>
-      </w:r>
-    </w:p>
-    <w:p>
-      <w:pPr>
-        <w:pBdr>
-          <w:left w:val="single" w:color="5B5B79" w:sz="12" w:space="6"/>
-        </w:pBdr>
-        <w:shd w:fill="F5F5F5" w:val="clear"/>
-        <w:spacing w:after="0" w:line="240"/>
-        <w:ind w:left="120" w:right="120"/>
-      </w:pPr>
-      <w:r>
-        <w:rPr>
-          <w:rFonts w:ascii="Consolas" w:cs="Consolas" w:eastAsia="Consolas" w:hAnsi="Consolas"/>
-          <w:color w:val="202122"/>
-          <w:sz w:val="16"/>
-          <w:szCs w:val="16"/>
-        </w:rPr>
-        <w:t xml:space="preserve">cat /lab/scripts/setup/tp3-coffre.sh                       # webhook, bucket WORM, compte de dépôt</w:t>
-      </w:r>
-    </w:p>
-    <w:p>
-      <w:pPr>
-        <w:pBdr>
-          <w:left w:val="single" w:color="5B5B79" w:sz="12" w:space="6"/>
-        </w:pBdr>
-        <w:shd w:fill="F5F5F5" w:val="clear"/>
-        <w:spacing w:after="0" w:line="240"/>
-        <w:ind w:left="120" w:right="120"/>
-      </w:pPr>
-      <w:r>
-        <w:rPr>
-          <w:rFonts w:ascii="Consolas" w:cs="Consolas" w:eastAsia="Consolas" w:hAnsi="Consolas"/>
-          <w:color w:val="202122"/>
-          <w:sz w:val="16"/>
-          <w:szCs w:val="16"/>
-        </w:rPr>
-        <w:t xml:space="preserve">/lab/scripts/setup/tp3-coffre.sh                           # AUDIT_TOKEN : voir le fichier .env</w:t>
-      </w:r>
-    </w:p>
-    <w:p>
-      <w:pPr>
-        <w:pBdr>
-          <w:left w:val="single" w:color="5B5B79" w:sz="12" w:space="6"/>
-        </w:pBdr>
-        <w:shd w:fill="F5F5F5" w:val="clear"/>
-        <w:spacing w:after="0" w:line="240"/>
-        <w:ind w:left="120" w:right="120"/>
-      </w:pPr>
-      <w:r>
-        <w:rPr>
-          <w:rFonts w:ascii="Consolas" w:cs="Consolas" w:eastAsia="Consolas" w:hAnsi="Consolas"/>
-          <w:color w:val="202122"/>
-          <w:sz w:val="16"/>
-          <w:szCs w:val="16"/>
-        </w:rPr>
-        <w:t xml:space="preserve">/lab/scripts/seal-logs.sh                                  # 1re archive scellée (état de référence)</w:t>
-      </w:r>
-    </w:p>
-    <w:p>
-      <w:pPr>
-        <w:pBdr>
-          <w:left w:val="single" w:color="5B5B79" w:sz="12" w:space="6"/>
-        </w:pBdr>
-        <w:shd w:fill="F5F5F5" w:val="clear"/>
-        <w:spacing w:after="0" w:line="240"/>
-        <w:ind w:left="120" w:right="120"/>
-      </w:pPr>
-      <w:r>
-        <w:rPr>
-          <w:rFonts w:ascii="Consolas" w:cs="Consolas" w:eastAsia="Consolas" w:hAnsi="Consolas"/>
-          <w:color w:val="202122"/>
-          <w:sz w:val="16"/>
-          <w:szCs w:val="16"/>
-        </w:rPr>
-        <w:t xml:space="preserve">OBJ=$(mc ls --recursive dc/audit-logs | awk '{print $NF}' | grep tar.gz | head -1)</w:t>
-      </w:r>
-    </w:p>
-    <w:p>
-      <w:pPr>
-        <w:pBdr>
-          <w:left w:val="single" w:color="5B5B79" w:sz="12" w:space="6"/>
-        </w:pBdr>
-        <w:shd w:fill="F5F5F5" w:val="clear"/>
-        <w:spacing w:after="160" w:line="240"/>
-        <w:ind w:left="120" w:right="120"/>
-      </w:pPr>
-      <w:r>
-        <w:rPr>
-          <w:rFonts w:ascii="Consolas" w:cs="Consolas" w:eastAsia="Consolas" w:hAnsi="Consolas"/>
-          <w:color w:val="202122"/>
-          <w:sz w:val="16"/>
-          <w:szCs w:val="16"/>
-        </w:rPr>
-        <w:t xml:space="preserve">mc rm "dc/audit-logs/$OBJ"                                 # on essaie d'effacer une preuve…</w:t>
-      </w:r>
-    </w:p>
-    <w:p>
-      <w:pPr>
-        <w:spacing w:after="120" w:line="276"/>
-        <w:rPr>
-          <w:color w:val="202122"/>
-          <w:sz w:val="21"/>
-          <w:szCs w:val="21"/>
-        </w:rPr>
-      </w:pPr>
-      <w:r>
-        <w:rPr>
-          <w:color w:val="202122"/>
-          <w:sz w:val="21"/>
-          <w:szCs w:val="21"/>
-        </w:rPr>
-        <w:t xml:space="preserve">✅ </w:t>
-      </w:r>
-      <w:r>
-        <w:rPr>
-          <w:b/>
-          <w:bCs/>
-          <w:color w:val="202122"/>
-          <w:sz w:val="21"/>
-          <w:szCs w:val="21"/>
-        </w:rPr>
-        <w:t xml:space="preserve">Vérifier :</w:t>
-      </w:r>
-      <w:r>
-        <w:rPr>
-          <w:color w:val="202122"/>
-          <w:sz w:val="21"/>
-          <w:szCs w:val="21"/>
-        </w:rPr>
-        <w:t xml:space="preserve"> l'effacement est </w:t>
-      </w:r>
-      <w:r>
-        <w:rPr>
-          <w:b/>
-          <w:bCs/>
-          <w:color w:val="202122"/>
-          <w:sz w:val="21"/>
-          <w:szCs w:val="21"/>
-        </w:rPr>
-        <w:t xml:space="preserve">refusé</w:t>
-      </w:r>
-      <w:r>
-        <w:rPr>
-          <w:color w:val="202122"/>
-          <w:sz w:val="21"/>
-          <w:szCs w:val="21"/>
-        </w:rPr>
-        <w:t xml:space="preserve"> (objet protégé par la rétention).</w:t>
-      </w:r>
-    </w:p>
-    <w:p>
-      <w:pPr>
-        <w:pStyle w:val="Heading2"/>
-        <w:keepNext/>
-        <w:spacing w:after="100" w:before="220"/>
-      </w:pPr>
-      <w:r>
-        <w:rPr>
-          <w:rFonts w:ascii="Georgia" w:cs="Georgia" w:eastAsia="Georgia" w:hAnsi="Georgia"/>
-          <w:b/>
-          <w:bCs/>
-          <w:color w:val="44445A"/>
-          <w:sz w:val="24"/>
-          <w:szCs w:val="24"/>
-        </w:rPr>
-        <w:t xml:space="preserve">Étape 3 — Rejouer l'incident</w:t>
-      </w:r>
-    </w:p>
-    <w:p>
-      <w:pPr>
-        <w:pBdr>
-          <w:left w:val="single" w:color="5B5B79" w:sz="18" w:space="8"/>
-        </w:pBdr>
-        <w:shd w:fill="F5F5F5" w:val="clear"/>
-        <w:spacing w:after="160" w:before="80" w:line="276"/>
-        <w:ind w:left="160" w:right="160"/>
-      </w:pPr>
-      <w:r>
-        <w:rPr>
-          <w:i/>
-          <w:iCs/>
-          <w:color w:val="44445A"/>
-        </w:rPr>
-        <w:t xml:space="preserve">🎯 On reproduit la « nuit agitée » pour disposer de vraies traces. Ne lisez pas le script avant d'avoir enquêté !</w:t>
-      </w:r>
-    </w:p>
-    <w:p>
-      <w:pPr>
-        <w:pBdr>
-          <w:left w:val="single" w:color="5B5B79" w:sz="12" w:space="6"/>
-        </w:pBdr>
-        <w:shd w:fill="F5F5F5" w:val="clear"/>
-        <w:spacing w:after="160" w:line="240"/>
-        <w:ind w:left="120" w:right="120"/>
-      </w:pPr>
-      <w:r>
-        <w:rPr>
-          <w:rFonts w:ascii="Consolas" w:cs="Consolas" w:eastAsia="Consolas" w:hAnsi="Consolas"/>
-          <w:color w:val="202122"/>
-          <w:sz w:val="16"/>
-          <w:szCs w:val="16"/>
-        </w:rPr>
-        <w:t xml:space="preserve">/lab/scripts/simulate-incidents.sh</w:t>
-      </w:r>
-    </w:p>
-    <w:p>
-      <w:pPr>
-        <w:spacing w:after="120" w:line="276"/>
-        <w:rPr>
-          <w:color w:val="202122"/>
-          <w:sz w:val="21"/>
-          <w:szCs w:val="21"/>
-        </w:rPr>
-      </w:pPr>
-      <w:r>
-        <w:rPr>
-          <w:color w:val="202122"/>
-          <w:sz w:val="21"/>
-          <w:szCs w:val="21"/>
-        </w:rPr>
-        <w:t xml:space="preserve">✅ </w:t>
-      </w:r>
-      <w:r>
-        <w:rPr>
-          <w:b/>
-          <w:bCs/>
-          <w:color w:val="202122"/>
-          <w:sz w:val="21"/>
-          <w:szCs w:val="21"/>
-        </w:rPr>
-        <w:t xml:space="preserve">Vérifier :</w:t>
-      </w:r>
-      <w:r>
-        <w:rPr>
-          <w:color w:val="202122"/>
-          <w:sz w:val="21"/>
-          <w:szCs w:val="21"/>
-        </w:rPr>
-        <w:t xml:space="preserve"> le script affiche 8 étapes et se termine par « Simulation terminée ».</w:t>
-      </w:r>
-    </w:p>
-    <w:p>
-      <w:pPr>
-        <w:pStyle w:val="Heading2"/>
-        <w:keepNext/>
-        <w:spacing w:after="100" w:before="220"/>
-      </w:pPr>
-      <w:r>
-        <w:rPr>
-          <w:rFonts w:ascii="Georgia" w:cs="Georgia" w:eastAsia="Georgia" w:hAnsi="Georgia"/>
-          <w:b/>
-          <w:bCs/>
-          <w:color w:val="44445A"/>
-          <w:sz w:val="24"/>
-          <w:szCs w:val="24"/>
-        </w:rPr>
-        <w:t xml:space="preserve">Étape 4 — Enquêter à la main</w:t>
-      </w:r>
-    </w:p>
-    <w:p>
-      <w:pPr>
-        <w:pBdr>
-          <w:left w:val="single" w:color="5B5B79" w:sz="18" w:space="8"/>
-        </w:pBdr>
-        <w:shd w:fill="F5F5F5" w:val="clear"/>
-        <w:spacing w:after="160" w:before="80" w:line="276"/>
-        <w:ind w:left="160" w:right="160"/>
-      </w:pPr>
-      <w:r>
-        <w:rPr>
-          <w:i/>
-          <w:iCs/>
-          <w:color w:val="44445A"/>
-        </w:rPr>
-        <w:t xml:space="preserve">🎯 Un bon analyste sait lire les journaux </w:t>
-      </w:r>
-      <w:r>
-        <w:rPr>
-          <w:b/>
-          <w:bCs/>
-          <w:i/>
-          <w:iCs/>
-          <w:color w:val="44445A"/>
-        </w:rPr>
-        <w:t xml:space="preserve">avant</w:t>
-      </w:r>
-      <w:r>
-        <w:rPr>
-          <w:i/>
-          <w:iCs/>
-          <w:color w:val="44445A"/>
-        </w:rPr>
-        <w:t xml:space="preserve"> de faire confiance à un outil automatique.</w:t>
-      </w:r>
-    </w:p>
-    <w:p>
-      <w:pPr>
-        <w:pBdr>
-          <w:left w:val="single" w:color="5B5B79" w:sz="12" w:space="6"/>
-        </w:pBdr>
-        <w:shd w:fill="F5F5F5" w:val="clear"/>
-        <w:spacing w:after="0" w:line="240"/>
-        <w:ind w:left="120" w:right="120"/>
-      </w:pPr>
-      <w:r>
-        <w:rPr>
-          <w:rFonts w:ascii="Consolas" w:cs="Consolas" w:eastAsia="Consolas" w:hAnsi="Consolas"/>
-          <w:color w:val="202122"/>
-          <w:sz w:val="16"/>
-          <w:szCs w:val="16"/>
-        </w:rPr>
-        <w:t xml:space="preserve">P=/logs/postgres/postgresql.json</w:t>
-      </w:r>
-    </w:p>
-    <w:p>
-      <w:pPr>
-        <w:pBdr>
-          <w:left w:val="single" w:color="5B5B79" w:sz="12" w:space="6"/>
-        </w:pBdr>
-        <w:shd w:fill="F5F5F5" w:val="clear"/>
-        <w:spacing w:after="0" w:line="240"/>
-        <w:ind w:left="120" w:right="120"/>
-      </w:pPr>
-      <w:r>
-        <w:rPr>
-          <w:rFonts w:ascii="Consolas" w:cs="Consolas" w:eastAsia="Consolas" w:hAnsi="Consolas"/>
-          <w:color w:val="202122"/>
-          <w:sz w:val="16"/>
-          <w:szCs w:val="16"/>
-        </w:rPr>
-        <w:t xml:space="preserve">jq -r 'select(.state_code=="28P01") | .user' $P | sort | uniq -c          # a) mots de passe ratés, par compte</w:t>
-      </w:r>
-    </w:p>
-    <w:p>
-      <w:pPr>
-        <w:pBdr>
-          <w:left w:val="single" w:color="5B5B79" w:sz="12" w:space="6"/>
-        </w:pBdr>
-        <w:shd w:fill="F5F5F5" w:val="clear"/>
-        <w:spacing w:after="0" w:line="240"/>
-        <w:ind w:left="120" w:right="120"/>
-      </w:pPr>
-      <w:r>
-        <w:rPr>
-          <w:rFonts w:ascii="Consolas" w:cs="Consolas" w:eastAsia="Consolas" w:hAnsi="Consolas"/>
-          <w:color w:val="202122"/>
-          <w:sz w:val="16"/>
-          <w:szCs w:val="16"/>
-        </w:rPr>
-        <w:t xml:space="preserve">jq -r 'select((.message // "") | startswith("AUDIT: OBJECT"))</w:t>
-      </w:r>
-    </w:p>
-    <w:p>
-      <w:pPr>
-        <w:pBdr>
-          <w:left w:val="single" w:color="5B5B79" w:sz="12" w:space="6"/>
-        </w:pBdr>
-        <w:shd w:fill="F5F5F5" w:val="clear"/>
-        <w:spacing w:after="0" w:line="240"/>
-        <w:ind w:left="120" w:right="120"/>
-      </w:pPr>
-      <w:r>
-        <w:rPr>
-          <w:rFonts w:ascii="Consolas" w:cs="Consolas" w:eastAsia="Consolas" w:hAnsi="Consolas"/>
-          <w:color w:val="202122"/>
-          <w:sz w:val="16"/>
-          <w:szCs w:val="16"/>
-        </w:rPr>
-        <w:t xml:space="preserve">       | [.timestamp, .user, .message[0:110]] | @tsv' $P | tail -5         # b) lectures de tables sensibles</w:t>
-      </w:r>
-    </w:p>
-    <w:p>
-      <w:pPr>
-        <w:pBdr>
-          <w:left w:val="single" w:color="5B5B79" w:sz="12" w:space="6"/>
-        </w:pBdr>
-        <w:shd w:fill="F5F5F5" w:val="clear"/>
-        <w:spacing w:after="0" w:line="240"/>
-        <w:ind w:left="120" w:right="120"/>
-      </w:pPr>
-      <w:r>
-        <w:rPr>
-          <w:rFonts w:ascii="Consolas" w:cs="Consolas" w:eastAsia="Consolas" w:hAnsi="Consolas"/>
-          <w:color w:val="202122"/>
-          <w:sz w:val="16"/>
-          <w:szCs w:val="16"/>
-        </w:rPr>
-        <w:t xml:space="preserve">jq -c 'select((.api.statusCode // 0) &gt;= 400)</w:t>
-      </w:r>
-    </w:p>
-    <w:p>
-      <w:pPr>
-        <w:pBdr>
-          <w:left w:val="single" w:color="5B5B79" w:sz="12" w:space="6"/>
-        </w:pBdr>
-        <w:shd w:fill="F5F5F5" w:val="clear"/>
-        <w:spacing w:after="0" w:line="240"/>
-        <w:ind w:left="120" w:right="120"/>
-      </w:pPr>
-      <w:r>
-        <w:rPr>
-          <w:rFonts w:ascii="Consolas" w:cs="Consolas" w:eastAsia="Consolas" w:hAnsi="Consolas"/>
-          <w:color w:val="202122"/>
-          <w:sz w:val="16"/>
-          <w:szCs w:val="16"/>
-        </w:rPr>
-        <w:t xml:space="preserve">       | {time, qui: .accessKey, api: .api.name, bucket: .api.bucket}' /logs/minio/audit.jsonl   # c) refus MinIO</w:t>
-      </w:r>
-    </w:p>
-    <w:p>
-      <w:pPr>
-        <w:pBdr>
-          <w:left w:val="single" w:color="5B5B79" w:sz="12" w:space="6"/>
-        </w:pBdr>
-        <w:shd w:fill="F5F5F5" w:val="clear"/>
-        <w:spacing w:after="160" w:line="240"/>
-        <w:ind w:left="120" w:right="120"/>
-      </w:pPr>
-      <w:r>
-        <w:rPr>
-          <w:rFonts w:ascii="Consolas" w:cs="Consolas" w:eastAsia="Consolas" w:hAnsi="Consolas"/>
-          <w:color w:val="202122"/>
-          <w:sz w:val="16"/>
-          <w:szCs w:val="16"/>
-        </w:rPr>
-        <w:t xml:space="preserve">jq -c 'select(.error != null) | {time, qui: .auth.display_name, path: .request.path}' /logs/vault/audit.log  # d) refus Vault</w:t>
-      </w:r>
-    </w:p>
-    <w:p>
-      <w:pPr>
-        <w:spacing w:after="120" w:line="276"/>
-        <w:rPr>
-          <w:color w:val="202122"/>
-          <w:sz w:val="21"/>
-          <w:szCs w:val="21"/>
-        </w:rPr>
-      </w:pPr>
-      <w:r>
-        <w:rPr>
-          <w:color w:val="202122"/>
-          <w:sz w:val="21"/>
-          <w:szCs w:val="21"/>
-        </w:rPr>
-        <w:t xml:space="preserve">Remplissez la </w:t>
-      </w:r>
-      <w:r>
-        <w:rPr>
-          <w:b/>
-          <w:bCs/>
-          <w:color w:val="202122"/>
-          <w:sz w:val="21"/>
-          <w:szCs w:val="21"/>
-        </w:rPr>
-        <w:t xml:space="preserve">chronologie</w:t>
-      </w:r>
-      <w:r>
-        <w:rPr>
-          <w:color w:val="202122"/>
-          <w:sz w:val="21"/>
-          <w:szCs w:val="21"/>
-        </w:rPr>
-        <w:t xml:space="preserve"> (livrable) :</w:t>
+        <w:t xml:space="preserve">Aide-mémoire</w:t>
       </w:r>
     </w:p>
     <w:tbl>
@@ -2821,11 +2230,8 @@
         <w:tblLayout w:type="fixed"/>
       </w:tblPr>
       <w:tblGrid>
-        <w:gridCol w:w="1927"/>
-        <w:gridCol w:w="1752"/>
-        <w:gridCol w:w="876"/>
-        <w:gridCol w:w="3679"/>
-        <w:gridCol w:w="1404"/>
+        <w:gridCol w:w="2670"/>
+        <w:gridCol w:w="6968"/>
       </w:tblGrid>
       <w:tr>
         <w:trPr>
@@ -2833,7 +2239,7 @@
         </w:trPr>
         <w:tc>
           <w:tcPr>
-            <w:tcW w:type="dxa" w:w="1927"/>
+            <w:tcW w:type="dxa" w:w="2670"/>
             <w:tcBorders>
               <w:top w:val="single" w:color="C9C9D6" w:sz="4"/>
               <w:left w:val="single" w:color="C9C9D6" w:sz="4"/>
@@ -2855,16 +2261,16 @@
                 <w:b/>
                 <w:bCs/>
                 <w:color w:val="FFFFFF"/>
-                <w:sz w:val="17"/>
-                <w:szCs w:val="17"/>
-              </w:rPr>
-              <w:t xml:space="preserve">Heure (UTC)</w:t>
-            </w:r>
-          </w:p>
-        </w:tc>
-        <w:tc>
-          <w:tcPr>
-            <w:tcW w:type="dxa" w:w="1752"/>
+                <w:sz w:val="19"/>
+                <w:szCs w:val="19"/>
+              </w:rPr>
+              <w:t xml:space="preserve">Commande</w:t>
+            </w:r>
+          </w:p>
+        </w:tc>
+        <w:tc>
+          <w:tcPr>
+            <w:tcW w:type="dxa" w:w="6968"/>
             <w:tcBorders>
               <w:top w:val="single" w:color="C9C9D6" w:sz="4"/>
               <w:left w:val="single" w:color="C9C9D6" w:sz="4"/>
@@ -2886,413 +2292,681 @@
                 <w:b/>
                 <w:bCs/>
                 <w:color w:val="FFFFFF"/>
-                <w:sz w:val="17"/>
-                <w:szCs w:val="17"/>
-              </w:rPr>
-              <w:t xml:space="preserve">Source</w:t>
-            </w:r>
-          </w:p>
-        </w:tc>
-        <w:tc>
-          <w:tcPr>
-            <w:tcW w:type="dxa" w:w="876"/>
-            <w:tcBorders>
-              <w:top w:val="single" w:color="C9C9D6" w:sz="4"/>
-              <w:left w:val="single" w:color="C9C9D6" w:sz="4"/>
-              <w:bottom w:val="single" w:color="C9C9D6" w:sz="4"/>
-              <w:right w:val="single" w:color="C9C9D6" w:sz="4"/>
-            </w:tcBorders>
-            <w:shd w:fill="5B5B79" w:val="clear"/>
-            <w:tcMar>
-              <w:top w:type="dxa" w:w="60"/>
-              <w:left w:type="dxa" w:w="100"/>
-              <w:bottom w:type="dxa" w:w="60"/>
-              <w:right w:type="dxa" w:w="100"/>
-            </w:tcMar>
-          </w:tcPr>
-          <w:p>
-            <w:r>
-              <w:rPr>
-                <w:rFonts w:ascii="Calibri" w:cs="Calibri" w:eastAsia="Calibri" w:hAnsi="Calibri"/>
-                <w:b/>
-                <w:bCs/>
-                <w:color w:val="FFFFFF"/>
-                <w:sz w:val="17"/>
-                <w:szCs w:val="17"/>
-              </w:rPr>
-              <w:t xml:space="preserve">Qui</w:t>
-            </w:r>
-          </w:p>
-        </w:tc>
-        <w:tc>
-          <w:tcPr>
-            <w:tcW w:type="dxa" w:w="3679"/>
-            <w:tcBorders>
-              <w:top w:val="single" w:color="C9C9D6" w:sz="4"/>
-              <w:left w:val="single" w:color="C9C9D6" w:sz="4"/>
-              <w:bottom w:val="single" w:color="C9C9D6" w:sz="4"/>
-              <w:right w:val="single" w:color="C9C9D6" w:sz="4"/>
-            </w:tcBorders>
-            <w:shd w:fill="5B5B79" w:val="clear"/>
-            <w:tcMar>
-              <w:top w:type="dxa" w:w="60"/>
-              <w:left w:type="dxa" w:w="100"/>
-              <w:bottom w:type="dxa" w:w="60"/>
-              <w:right w:type="dxa" w:w="100"/>
-            </w:tcMar>
-          </w:tcPr>
-          <w:p>
-            <w:r>
-              <w:rPr>
-                <w:rFonts w:ascii="Calibri" w:cs="Calibri" w:eastAsia="Calibri" w:hAnsi="Calibri"/>
-                <w:b/>
-                <w:bCs/>
-                <w:color w:val="FFFFFF"/>
-                <w:sz w:val="17"/>
-                <w:szCs w:val="17"/>
-              </w:rPr>
-              <w:t xml:space="preserve">Quoi</w:t>
-            </w:r>
-          </w:p>
-        </w:tc>
-        <w:tc>
-          <w:tcPr>
-            <w:tcW w:type="dxa" w:w="1404"/>
-            <w:tcBorders>
-              <w:top w:val="single" w:color="C9C9D6" w:sz="4"/>
-              <w:left w:val="single" w:color="C9C9D6" w:sz="4"/>
-              <w:bottom w:val="single" w:color="C9C9D6" w:sz="4"/>
-              <w:right w:val="single" w:color="C9C9D6" w:sz="4"/>
-            </w:tcBorders>
-            <w:shd w:fill="5B5B79" w:val="clear"/>
-            <w:tcMar>
-              <w:top w:type="dxa" w:w="60"/>
-              <w:left w:type="dxa" w:w="100"/>
-              <w:bottom w:type="dxa" w:w="60"/>
-              <w:right w:type="dxa" w:w="100"/>
-            </w:tcMar>
-          </w:tcPr>
-          <w:p>
-            <w:r>
-              <w:rPr>
-                <w:rFonts w:ascii="Calibri" w:cs="Calibri" w:eastAsia="Calibri" w:hAnsi="Calibri"/>
-                <w:b/>
-                <w:bCs/>
-                <w:color w:val="FFFFFF"/>
-                <w:sz w:val="17"/>
-                <w:szCs w:val="17"/>
-              </w:rPr>
-              <w:t xml:space="preserve">Résultat</w:t>
+                <w:sz w:val="19"/>
+                <w:szCs w:val="19"/>
+              </w:rPr>
+              <w:t xml:space="preserve">À quoi elle sert</w:t>
             </w:r>
           </w:p>
         </w:tc>
       </w:tr>
       <w:tr>
         <w:trPr>
-          <w:tblHeader w:val="false"/>
+          <w:tblHeader w:val="off"/>
         </w:trPr>
         <w:tc>
           <w:tcPr>
-            <w:tcW w:type="dxa" w:w="1927"/>
-            <w:tcBorders>
-              <w:top w:val="single" w:color="C9C9D6" w:sz="4"/>
-              <w:left w:val="single" w:color="C9C9D6" w:sz="4"/>
-              <w:bottom w:val="single" w:color="C9C9D6" w:sz="4"/>
-              <w:right w:val="single" w:color="C9C9D6" w:sz="4"/>
-            </w:tcBorders>
-            <w:tcMar>
-              <w:top w:type="dxa" w:w="60"/>
-              <w:left w:type="dxa" w:w="100"/>
-              <w:bottom w:type="dxa" w:w="60"/>
-              <w:right w:type="dxa" w:w="100"/>
-            </w:tcMar>
-          </w:tcPr>
-          <w:p>
-            <w:r>
-              <w:rPr>
-                <w:rFonts w:ascii="Calibri" w:cs="Calibri" w:eastAsia="Calibri" w:hAnsi="Calibri"/>
-                <w:b w:val="false"/>
-                <w:bCs w:val="false"/>
-                <w:color w:val="202122"/>
+            <w:tcW w:type="dxa" w:w="2670"/>
+            <w:tcBorders>
+              <w:top w:val="single" w:color="C9C9D6" w:sz="4"/>
+              <w:left w:val="single" w:color="C9C9D6" w:sz="4"/>
+              <w:bottom w:val="single" w:color="C9C9D6" w:sz="4"/>
+              <w:right w:val="single" w:color="C9C9D6" w:sz="4"/>
+            </w:tcBorders>
+            <w:tcMar>
+              <w:top w:type="dxa" w:w="60"/>
+              <w:left w:type="dxa" w:w="100"/>
+              <w:bottom w:type="dxa" w:w="60"/>
+              <w:right w:type="dxa" w:w="100"/>
+            </w:tcMar>
+          </w:tcPr>
+          <w:p>
+            <w:r>
+              <w:rPr>
+                <w:rFonts w:ascii="Consolas" w:cs="Consolas" w:eastAsia="Consolas" w:hAnsi="Consolas"/>
+                <w:color w:val="44445A"/>
                 <w:sz w:val="17"/>
                 <w:szCs w:val="17"/>
-              </w:rPr>
-              <w:t xml:space="preserve">…</w:t>
-            </w:r>
-          </w:p>
-        </w:tc>
-        <w:tc>
-          <w:tcPr>
-            <w:tcW w:type="dxa" w:w="1752"/>
-            <w:tcBorders>
-              <w:top w:val="single" w:color="C9C9D6" w:sz="4"/>
-              <w:left w:val="single" w:color="C9C9D6" w:sz="4"/>
-              <w:bottom w:val="single" w:color="C9C9D6" w:sz="4"/>
-              <w:right w:val="single" w:color="C9C9D6" w:sz="4"/>
-            </w:tcBorders>
-            <w:tcMar>
-              <w:top w:type="dxa" w:w="60"/>
-              <w:left w:type="dxa" w:w="100"/>
-              <w:bottom w:type="dxa" w:w="60"/>
-              <w:right w:type="dxa" w:w="100"/>
-            </w:tcMar>
-          </w:tcPr>
-          <w:p>
-            <w:r>
-              <w:rPr>
-                <w:rFonts w:ascii="Calibri" w:cs="Calibri" w:eastAsia="Calibri" w:hAnsi="Calibri"/>
-                <w:b w:val="false"/>
-                <w:bCs w:val="false"/>
-                <w:color w:val="202122"/>
-                <w:sz w:val="17"/>
-                <w:szCs w:val="17"/>
-              </w:rPr>
-              <w:t xml:space="preserve">PostgreSQL</w:t>
-            </w:r>
-          </w:p>
-        </w:tc>
-        <w:tc>
-          <w:tcPr>
-            <w:tcW w:type="dxa" w:w="876"/>
-            <w:tcBorders>
-              <w:top w:val="single" w:color="C9C9D6" w:sz="4"/>
-              <w:left w:val="single" w:color="C9C9D6" w:sz="4"/>
-              <w:bottom w:val="single" w:color="C9C9D6" w:sz="4"/>
-              <w:right w:val="single" w:color="C9C9D6" w:sz="4"/>
-            </w:tcBorders>
-            <w:tcMar>
-              <w:top w:type="dxa" w:w="60"/>
-              <w:left w:type="dxa" w:w="100"/>
-              <w:bottom w:type="dxa" w:w="60"/>
-              <w:right w:type="dxa" w:w="100"/>
-            </w:tcMar>
-          </w:tcPr>
-          <w:p>
-            <w:r>
-              <w:rPr>
-                <w:rFonts w:ascii="Calibri" w:cs="Calibri" w:eastAsia="Calibri" w:hAnsi="Calibri"/>
-                <w:b w:val="false"/>
-                <w:bCs w:val="false"/>
-                <w:color w:val="202122"/>
-                <w:sz w:val="17"/>
-                <w:szCs w:val="17"/>
-              </w:rPr>
-              <w:t xml:space="preserve">bruno</w:t>
-            </w:r>
-          </w:p>
-        </w:tc>
-        <w:tc>
-          <w:tcPr>
-            <w:tcW w:type="dxa" w:w="3679"/>
-            <w:tcBorders>
-              <w:top w:val="single" w:color="C9C9D6" w:sz="4"/>
-              <w:left w:val="single" w:color="C9C9D6" w:sz="4"/>
-              <w:bottom w:val="single" w:color="C9C9D6" w:sz="4"/>
-              <w:right w:val="single" w:color="C9C9D6" w:sz="4"/>
-            </w:tcBorders>
-            <w:tcMar>
-              <w:top w:type="dxa" w:w="60"/>
-              <w:left w:type="dxa" w:w="100"/>
-              <w:bottom w:type="dxa" w:w="60"/>
-              <w:right w:type="dxa" w:w="100"/>
-            </w:tcMar>
-          </w:tcPr>
-          <w:p>
-            <w:r>
-              <w:rPr>
-                <w:rFonts w:ascii="Calibri" w:cs="Calibri" w:eastAsia="Calibri" w:hAnsi="Calibri"/>
-                <w:b w:val="false"/>
-                <w:bCs w:val="false"/>
-                <w:color w:val="202122"/>
-                <w:sz w:val="17"/>
-                <w:szCs w:val="17"/>
-              </w:rPr>
-              <w:t xml:space="preserve">8 mots de passe ratés</w:t>
-            </w:r>
-          </w:p>
-        </w:tc>
-        <w:tc>
-          <w:tcPr>
-            <w:tcW w:type="dxa" w:w="1404"/>
-            <w:tcBorders>
-              <w:top w:val="single" w:color="C9C9D6" w:sz="4"/>
-              <w:left w:val="single" w:color="C9C9D6" w:sz="4"/>
-              <w:bottom w:val="single" w:color="C9C9D6" w:sz="4"/>
-              <w:right w:val="single" w:color="C9C9D6" w:sz="4"/>
-            </w:tcBorders>
-            <w:tcMar>
-              <w:top w:type="dxa" w:w="60"/>
-              <w:left w:type="dxa" w:w="100"/>
-              <w:bottom w:type="dxa" w:w="60"/>
-              <w:right w:type="dxa" w:w="100"/>
-            </w:tcMar>
-          </w:tcPr>
-          <w:p>
-            <w:r>
-              <w:rPr>
-                <w:rFonts w:ascii="Calibri" w:cs="Calibri" w:eastAsia="Calibri" w:hAnsi="Calibri"/>
-                <w:b w:val="false"/>
-                <w:bCs w:val="false"/>
-                <w:color w:val="202122"/>
-                <w:sz w:val="17"/>
-                <w:szCs w:val="17"/>
-              </w:rPr>
-              <w:t xml:space="preserve">refusé</w:t>
+                <w:shd w:fill="EEEEEE" w:val="clear"/>
+              </w:rPr>
+              <w:t xml:space="preserve">sql "SELECT …"</w:t>
+            </w:r>
+          </w:p>
+        </w:tc>
+        <w:tc>
+          <w:tcPr>
+            <w:tcW w:type="dxa" w:w="6968"/>
+            <w:tcBorders>
+              <w:top w:val="single" w:color="C9C9D6" w:sz="4"/>
+              <w:left w:val="single" w:color="C9C9D6" w:sz="4"/>
+              <w:bottom w:val="single" w:color="C9C9D6" w:sz="4"/>
+              <w:right w:val="single" w:color="C9C9D6" w:sz="4"/>
+            </w:tcBorders>
+            <w:tcMar>
+              <w:top w:type="dxa" w:w="60"/>
+              <w:left w:type="dxa" w:w="100"/>
+              <w:bottom w:type="dxa" w:w="60"/>
+              <w:right w:type="dxa" w:w="100"/>
+            </w:tcMar>
+          </w:tcPr>
+          <w:p>
+            <w:r>
+              <w:rPr>
+                <w:rFonts w:ascii="Calibri" w:cs="Calibri" w:eastAsia="Calibri" w:hAnsi="Calibri"/>
+                <w:b w:val="false"/>
+                <w:bCs w:val="false"/>
+                <w:color w:val="202122"/>
+                <w:sz w:val="19"/>
+                <w:szCs w:val="19"/>
+              </w:rPr>
+              <w:t xml:space="preserve">une requête SQL en administrateur (le mot de passe est lu dans Vault)</w:t>
             </w:r>
           </w:p>
         </w:tc>
       </w:tr>
       <w:tr>
         <w:trPr>
-          <w:tblHeader w:val="false"/>
+          <w:tblHeader w:val="off"/>
         </w:trPr>
         <w:tc>
           <w:tcPr>
-            <w:tcW w:type="dxa" w:w="1927"/>
-            <w:tcBorders>
-              <w:top w:val="single" w:color="C9C9D6" w:sz="4"/>
-              <w:left w:val="single" w:color="C9C9D6" w:sz="4"/>
-              <w:bottom w:val="single" w:color="C9C9D6" w:sz="4"/>
-              <w:right w:val="single" w:color="C9C9D6" w:sz="4"/>
-            </w:tcBorders>
-            <w:tcMar>
-              <w:top w:type="dxa" w:w="60"/>
-              <w:left w:type="dxa" w:w="100"/>
-              <w:bottom w:type="dxa" w:w="60"/>
-              <w:right w:type="dxa" w:w="100"/>
-            </w:tcMar>
-          </w:tcPr>
-          <w:p>
-            <w:r>
-              <w:rPr>
-                <w:rFonts w:ascii="Calibri" w:cs="Calibri" w:eastAsia="Calibri" w:hAnsi="Calibri"/>
-                <w:b w:val="false"/>
-                <w:bCs w:val="false"/>
-                <w:color w:val="202122"/>
+            <w:tcW w:type="dxa" w:w="2670"/>
+            <w:tcBorders>
+              <w:top w:val="single" w:color="C9C9D6" w:sz="4"/>
+              <w:left w:val="single" w:color="C9C9D6" w:sz="4"/>
+              <w:bottom w:val="single" w:color="C9C9D6" w:sz="4"/>
+              <w:right w:val="single" w:color="C9C9D6" w:sz="4"/>
+            </w:tcBorders>
+            <w:tcMar>
+              <w:top w:type="dxa" w:w="60"/>
+              <w:left w:type="dxa" w:w="100"/>
+              <w:bottom w:type="dxa" w:w="60"/>
+              <w:right w:type="dxa" w:w="100"/>
+            </w:tcMar>
+          </w:tcPr>
+          <w:p>
+            <w:r>
+              <w:rPr>
+                <w:rFonts w:ascii="Consolas" w:cs="Consolas" w:eastAsia="Consolas" w:hAnsi="Consolas"/>
+                <w:color w:val="44445A"/>
                 <w:sz w:val="17"/>
                 <w:szCs w:val="17"/>
-              </w:rPr>
-              <w:t xml:space="preserve">…</w:t>
-            </w:r>
-          </w:p>
-        </w:tc>
-        <w:tc>
-          <w:tcPr>
-            <w:tcW w:type="dxa" w:w="1752"/>
-            <w:tcBorders>
-              <w:top w:val="single" w:color="C9C9D6" w:sz="4"/>
-              <w:left w:val="single" w:color="C9C9D6" w:sz="4"/>
-              <w:bottom w:val="single" w:color="C9C9D6" w:sz="4"/>
-              <w:right w:val="single" w:color="C9C9D6" w:sz="4"/>
-            </w:tcBorders>
-            <w:tcMar>
-              <w:top w:type="dxa" w:w="60"/>
-              <w:left w:type="dxa" w:w="100"/>
-              <w:bottom w:type="dxa" w:w="60"/>
-              <w:right w:type="dxa" w:w="100"/>
-            </w:tcMar>
-          </w:tcPr>
-          <w:p>
-            <w:r>
-              <w:rPr>
-                <w:rFonts w:ascii="Calibri" w:cs="Calibri" w:eastAsia="Calibri" w:hAnsi="Calibri"/>
-                <w:b w:val="false"/>
-                <w:bCs w:val="false"/>
-                <w:color w:val="202122"/>
+                <w:shd w:fill="EEEEEE" w:val="clear"/>
+              </w:rPr>
+              <w:t xml:space="preserve">sql -f fichier.sql</w:t>
+            </w:r>
+          </w:p>
+        </w:tc>
+        <w:tc>
+          <w:tcPr>
+            <w:tcW w:type="dxa" w:w="6968"/>
+            <w:tcBorders>
+              <w:top w:val="single" w:color="C9C9D6" w:sz="4"/>
+              <w:left w:val="single" w:color="C9C9D6" w:sz="4"/>
+              <w:bottom w:val="single" w:color="C9C9D6" w:sz="4"/>
+              <w:right w:val="single" w:color="C9C9D6" w:sz="4"/>
+            </w:tcBorders>
+            <w:tcMar>
+              <w:top w:type="dxa" w:w="60"/>
+              <w:left w:type="dxa" w:w="100"/>
+              <w:bottom w:type="dxa" w:w="60"/>
+              <w:right w:type="dxa" w:w="100"/>
+            </w:tcMar>
+          </w:tcPr>
+          <w:p>
+            <w:r>
+              <w:rPr>
+                <w:rFonts w:ascii="Calibri" w:cs="Calibri" w:eastAsia="Calibri" w:hAnsi="Calibri"/>
+                <w:b w:val="false"/>
+                <w:bCs w:val="false"/>
+                <w:color w:val="202122"/>
+                <w:sz w:val="19"/>
+                <w:szCs w:val="19"/>
+              </w:rPr>
+              <w:t xml:space="preserve">exécuter un fichier SQL</w:t>
+            </w:r>
+          </w:p>
+        </w:tc>
+      </w:tr>
+      <w:tr>
+        <w:trPr>
+          <w:tblHeader w:val="off"/>
+        </w:trPr>
+        <w:tc>
+          <w:tcPr>
+            <w:tcW w:type="dxa" w:w="2670"/>
+            <w:tcBorders>
+              <w:top w:val="single" w:color="C9C9D6" w:sz="4"/>
+              <w:left w:val="single" w:color="C9C9D6" w:sz="4"/>
+              <w:bottom w:val="single" w:color="C9C9D6" w:sz="4"/>
+              <w:right w:val="single" w:color="C9C9D6" w:sz="4"/>
+            </w:tcBorders>
+            <w:tcMar>
+              <w:top w:type="dxa" w:w="60"/>
+              <w:left w:type="dxa" w:w="100"/>
+              <w:bottom w:type="dxa" w:w="60"/>
+              <w:right w:type="dxa" w:w="100"/>
+            </w:tcMar>
+          </w:tcPr>
+          <w:p>
+            <w:r>
+              <w:rPr>
+                <w:rFonts w:ascii="Consolas" w:cs="Consolas" w:eastAsia="Consolas" w:hAnsi="Consolas"/>
+                <w:color w:val="44445A"/>
                 <w:sz w:val="17"/>
                 <w:szCs w:val="17"/>
-              </w:rPr>
-              <w:t xml:space="preserve">…</w:t>
-            </w:r>
-          </w:p>
-        </w:tc>
-        <w:tc>
-          <w:tcPr>
-            <w:tcW w:type="dxa" w:w="876"/>
-            <w:tcBorders>
-              <w:top w:val="single" w:color="C9C9D6" w:sz="4"/>
-              <w:left w:val="single" w:color="C9C9D6" w:sz="4"/>
-              <w:bottom w:val="single" w:color="C9C9D6" w:sz="4"/>
-              <w:right w:val="single" w:color="C9C9D6" w:sz="4"/>
-            </w:tcBorders>
-            <w:tcMar>
-              <w:top w:type="dxa" w:w="60"/>
-              <w:left w:type="dxa" w:w="100"/>
-              <w:bottom w:type="dxa" w:w="60"/>
-              <w:right w:type="dxa" w:w="100"/>
-            </w:tcMar>
-          </w:tcPr>
-          <w:p>
-            <w:r>
-              <w:rPr>
-                <w:rFonts w:ascii="Calibri" w:cs="Calibri" w:eastAsia="Calibri" w:hAnsi="Calibri"/>
-                <w:b w:val="false"/>
-                <w:bCs w:val="false"/>
-                <w:color w:val="202122"/>
+                <w:shd w:fill="EEEEEE" w:val="clear"/>
+              </w:rPr>
+              <w:t xml:space="preserve">sql-as bruno "SELECT …"</w:t>
+            </w:r>
+          </w:p>
+        </w:tc>
+        <w:tc>
+          <w:tcPr>
+            <w:tcW w:type="dxa" w:w="6968"/>
+            <w:tcBorders>
+              <w:top w:val="single" w:color="C9C9D6" w:sz="4"/>
+              <w:left w:val="single" w:color="C9C9D6" w:sz="4"/>
+              <w:bottom w:val="single" w:color="C9C9D6" w:sz="4"/>
+              <w:right w:val="single" w:color="C9C9D6" w:sz="4"/>
+            </w:tcBorders>
+            <w:tcMar>
+              <w:top w:type="dxa" w:w="60"/>
+              <w:left w:type="dxa" w:w="100"/>
+              <w:bottom w:type="dxa" w:w="60"/>
+              <w:right w:type="dxa" w:w="100"/>
+            </w:tcMar>
+          </w:tcPr>
+          <w:p>
+            <w:r>
+              <w:rPr>
+                <w:rFonts w:ascii="Calibri" w:cs="Calibri" w:eastAsia="Calibri" w:hAnsi="Calibri"/>
+                <w:b w:val="false"/>
+                <w:bCs w:val="false"/>
+                <w:color w:val="202122"/>
+                <w:sz w:val="19"/>
+                <w:szCs w:val="19"/>
+              </w:rPr>
+              <w:t xml:space="preserve">une requête </w:t>
+            </w:r>
+            <w:r>
+              <w:rPr>
+                <w:rFonts w:ascii="Calibri" w:cs="Calibri" w:eastAsia="Calibri" w:hAnsi="Calibri"/>
+                <w:b/>
+                <w:bCs/>
+                <w:color w:val="202122"/>
+                <w:sz w:val="19"/>
+                <w:szCs w:val="19"/>
+              </w:rPr>
+              <w:t xml:space="preserve">en tant que</w:t>
+            </w:r>
+            <w:r>
+              <w:rPr>
+                <w:rFonts w:ascii="Calibri" w:cs="Calibri" w:eastAsia="Calibri" w:hAnsi="Calibri"/>
+                <w:b w:val="false"/>
+                <w:bCs w:val="false"/>
+                <w:color w:val="202122"/>
+                <w:sz w:val="19"/>
+                <w:szCs w:val="19"/>
+              </w:rPr>
+              <w:t xml:space="preserve"> alice, bruno, claire, david, samira ou nadia (à partir du TP2)</w:t>
+            </w:r>
+          </w:p>
+        </w:tc>
+      </w:tr>
+      <w:tr>
+        <w:trPr>
+          <w:tblHeader w:val="off"/>
+        </w:trPr>
+        <w:tc>
+          <w:tcPr>
+            <w:tcW w:type="dxa" w:w="2670"/>
+            <w:tcBorders>
+              <w:top w:val="single" w:color="C9C9D6" w:sz="4"/>
+              <w:left w:val="single" w:color="C9C9D6" w:sz="4"/>
+              <w:bottom w:val="single" w:color="C9C9D6" w:sz="4"/>
+              <w:right w:val="single" w:color="C9C9D6" w:sz="4"/>
+            </w:tcBorders>
+            <w:tcMar>
+              <w:top w:type="dxa" w:w="60"/>
+              <w:left w:type="dxa" w:w="100"/>
+              <w:bottom w:type="dxa" w:w="60"/>
+              <w:right w:type="dxa" w:w="100"/>
+            </w:tcMar>
+          </w:tcPr>
+          <w:p>
+            <w:r>
+              <w:rPr>
+                <w:rFonts w:ascii="Consolas" w:cs="Consolas" w:eastAsia="Consolas" w:hAnsi="Consolas"/>
+                <w:color w:val="44445A"/>
                 <w:sz w:val="17"/>
                 <w:szCs w:val="17"/>
-              </w:rPr>
-              <w:t xml:space="preserve">…</w:t>
-            </w:r>
-          </w:p>
-        </w:tc>
-        <w:tc>
-          <w:tcPr>
-            <w:tcW w:type="dxa" w:w="3679"/>
-            <w:tcBorders>
-              <w:top w:val="single" w:color="C9C9D6" w:sz="4"/>
-              <w:left w:val="single" w:color="C9C9D6" w:sz="4"/>
-              <w:bottom w:val="single" w:color="C9C9D6" w:sz="4"/>
-              <w:right w:val="single" w:color="C9C9D6" w:sz="4"/>
-            </w:tcBorders>
-            <w:tcMar>
-              <w:top w:type="dxa" w:w="60"/>
-              <w:left w:type="dxa" w:w="100"/>
-              <w:bottom w:type="dxa" w:w="60"/>
-              <w:right w:type="dxa" w:w="100"/>
-            </w:tcMar>
-          </w:tcPr>
-          <w:p>
-            <w:r>
-              <w:rPr>
-                <w:rFonts w:ascii="Calibri" w:cs="Calibri" w:eastAsia="Calibri" w:hAnsi="Calibri"/>
-                <w:b w:val="false"/>
-                <w:bCs w:val="false"/>
-                <w:color w:val="202122"/>
+                <w:shd w:fill="EEEEEE" w:val="clear"/>
+              </w:rPr>
+              <w:t xml:space="preserve">vault status</w:t>
+            </w:r>
+          </w:p>
+        </w:tc>
+        <w:tc>
+          <w:tcPr>
+            <w:tcW w:type="dxa" w:w="6968"/>
+            <w:tcBorders>
+              <w:top w:val="single" w:color="C9C9D6" w:sz="4"/>
+              <w:left w:val="single" w:color="C9C9D6" w:sz="4"/>
+              <w:bottom w:val="single" w:color="C9C9D6" w:sz="4"/>
+              <w:right w:val="single" w:color="C9C9D6" w:sz="4"/>
+            </w:tcBorders>
+            <w:tcMar>
+              <w:top w:type="dxa" w:w="60"/>
+              <w:left w:type="dxa" w:w="100"/>
+              <w:bottom w:type="dxa" w:w="60"/>
+              <w:right w:type="dxa" w:w="100"/>
+            </w:tcMar>
+          </w:tcPr>
+          <w:p>
+            <w:r>
+              <w:rPr>
+                <w:rFonts w:ascii="Calibri" w:cs="Calibri" w:eastAsia="Calibri" w:hAnsi="Calibri"/>
+                <w:b w:val="false"/>
+                <w:bCs w:val="false"/>
+                <w:color w:val="202122"/>
+                <w:sz w:val="19"/>
+                <w:szCs w:val="19"/>
+              </w:rPr>
+              <w:t xml:space="preserve">état du coffre (</w:t>
+            </w:r>
+            <w:r>
+              <w:rPr>
+                <w:rFonts w:ascii="Consolas" w:cs="Consolas" w:eastAsia="Consolas" w:hAnsi="Consolas"/>
+                <w:color w:val="44445A"/>
                 <w:sz w:val="17"/>
                 <w:szCs w:val="17"/>
-              </w:rPr>
-              <w:t xml:space="preserve">…</w:t>
-            </w:r>
-          </w:p>
-        </w:tc>
-        <w:tc>
-          <w:tcPr>
-            <w:tcW w:type="dxa" w:w="1404"/>
-            <w:tcBorders>
-              <w:top w:val="single" w:color="C9C9D6" w:sz="4"/>
-              <w:left w:val="single" w:color="C9C9D6" w:sz="4"/>
-              <w:bottom w:val="single" w:color="C9C9D6" w:sz="4"/>
-              <w:right w:val="single" w:color="C9C9D6" w:sz="4"/>
-            </w:tcBorders>
-            <w:tcMar>
-              <w:top w:type="dxa" w:w="60"/>
-              <w:left w:type="dxa" w:w="100"/>
-              <w:bottom w:type="dxa" w:w="60"/>
-              <w:right w:type="dxa" w:w="100"/>
-            </w:tcMar>
-          </w:tcPr>
-          <w:p>
-            <w:r>
-              <w:rPr>
-                <w:rFonts w:ascii="Calibri" w:cs="Calibri" w:eastAsia="Calibri" w:hAnsi="Calibri"/>
-                <w:b w:val="false"/>
-                <w:bCs w:val="false"/>
-                <w:color w:val="202122"/>
+                <w:shd w:fill="EEEEEE" w:val="clear"/>
+              </w:rPr>
+              <w:t xml:space="preserve">Sealed true</w:t>
+            </w:r>
+            <w:r>
+              <w:rPr>
+                <w:rFonts w:ascii="Calibri" w:cs="Calibri" w:eastAsia="Calibri" w:hAnsi="Calibri"/>
+                <w:b w:val="false"/>
+                <w:bCs w:val="false"/>
+                <w:color w:val="202122"/>
+                <w:sz w:val="19"/>
+                <w:szCs w:val="19"/>
+              </w:rPr>
+              <w:t xml:space="preserve"> = fermé)</w:t>
+            </w:r>
+          </w:p>
+        </w:tc>
+      </w:tr>
+      <w:tr>
+        <w:trPr>
+          <w:tblHeader w:val="off"/>
+        </w:trPr>
+        <w:tc>
+          <w:tcPr>
+            <w:tcW w:type="dxa" w:w="2670"/>
+            <w:tcBorders>
+              <w:top w:val="single" w:color="C9C9D6" w:sz="4"/>
+              <w:left w:val="single" w:color="C9C9D6" w:sz="4"/>
+              <w:bottom w:val="single" w:color="C9C9D6" w:sz="4"/>
+              <w:right w:val="single" w:color="C9C9D6" w:sz="4"/>
+            </w:tcBorders>
+            <w:tcMar>
+              <w:top w:type="dxa" w:w="60"/>
+              <w:left w:type="dxa" w:w="100"/>
+              <w:bottom w:type="dxa" w:w="60"/>
+              <w:right w:type="dxa" w:w="100"/>
+            </w:tcMar>
+          </w:tcPr>
+          <w:p>
+            <w:r>
+              <w:rPr>
+                <w:rFonts w:ascii="Consolas" w:cs="Consolas" w:eastAsia="Consolas" w:hAnsi="Consolas"/>
+                <w:color w:val="44445A"/>
                 <w:sz w:val="17"/>
                 <w:szCs w:val="17"/>
+                <w:shd w:fill="EEEEEE" w:val="clear"/>
+              </w:rPr>
+              <w:t xml:space="preserve">vault-cles</w:t>
+            </w:r>
+          </w:p>
+        </w:tc>
+        <w:tc>
+          <w:tcPr>
+            <w:tcW w:type="dxa" w:w="6968"/>
+            <w:tcBorders>
+              <w:top w:val="single" w:color="C9C9D6" w:sz="4"/>
+              <w:left w:val="single" w:color="C9C9D6" w:sz="4"/>
+              <w:bottom w:val="single" w:color="C9C9D6" w:sz="4"/>
+              <w:right w:val="single" w:color="C9C9D6" w:sz="4"/>
+            </w:tcBorders>
+            <w:tcMar>
+              <w:top w:type="dxa" w:w="60"/>
+              <w:left w:type="dxa" w:w="100"/>
+              <w:bottom w:type="dxa" w:w="60"/>
+              <w:right w:type="dxa" w:w="100"/>
+            </w:tcMar>
+          </w:tcPr>
+          <w:p>
+            <w:r>
+              <w:rPr>
+                <w:rFonts w:ascii="Calibri" w:cs="Calibri" w:eastAsia="Calibri" w:hAnsi="Calibri"/>
+                <w:b w:val="false"/>
+                <w:bCs w:val="false"/>
+                <w:color w:val="202122"/>
+                <w:sz w:val="19"/>
+                <w:szCs w:val="19"/>
+              </w:rPr>
+              <w:t xml:space="preserve">les 5 clés d'ouverture et le jeton root de Vault</w:t>
+            </w:r>
+          </w:p>
+        </w:tc>
+      </w:tr>
+      <w:tr>
+        <w:trPr>
+          <w:tblHeader w:val="off"/>
+        </w:trPr>
+        <w:tc>
+          <w:tcPr>
+            <w:tcW w:type="dxa" w:w="2670"/>
+            <w:tcBorders>
+              <w:top w:val="single" w:color="C9C9D6" w:sz="4"/>
+              <w:left w:val="single" w:color="C9C9D6" w:sz="4"/>
+              <w:bottom w:val="single" w:color="C9C9D6" w:sz="4"/>
+              <w:right w:val="single" w:color="C9C9D6" w:sz="4"/>
+            </w:tcBorders>
+            <w:tcMar>
+              <w:top w:type="dxa" w:w="60"/>
+              <w:left w:type="dxa" w:w="100"/>
+              <w:bottom w:type="dxa" w:w="60"/>
+              <w:right w:type="dxa" w:w="100"/>
+            </w:tcMar>
+          </w:tcPr>
+          <w:p>
+            <w:r>
+              <w:rPr>
+                <w:rFonts w:ascii="Consolas" w:cs="Consolas" w:eastAsia="Consolas" w:hAnsi="Consolas"/>
+                <w:color w:val="44445A"/>
+                <w:sz w:val="17"/>
+                <w:szCs w:val="17"/>
+                <w:shd w:fill="EEEEEE" w:val="clear"/>
+              </w:rPr>
+              <w:t xml:space="preserve">cat fichier</w:t>
+            </w:r>
+          </w:p>
+        </w:tc>
+        <w:tc>
+          <w:tcPr>
+            <w:tcW w:type="dxa" w:w="6968"/>
+            <w:tcBorders>
+              <w:top w:val="single" w:color="C9C9D6" w:sz="4"/>
+              <w:left w:val="single" w:color="C9C9D6" w:sz="4"/>
+              <w:bottom w:val="single" w:color="C9C9D6" w:sz="4"/>
+              <w:right w:val="single" w:color="C9C9D6" w:sz="4"/>
+            </w:tcBorders>
+            <w:tcMar>
+              <w:top w:type="dxa" w:w="60"/>
+              <w:left w:type="dxa" w:w="100"/>
+              <w:bottom w:type="dxa" w:w="60"/>
+              <w:right w:type="dxa" w:w="100"/>
+            </w:tcMar>
+          </w:tcPr>
+          <w:p>
+            <w:r>
+              <w:rPr>
+                <w:rFonts w:ascii="Calibri" w:cs="Calibri" w:eastAsia="Calibri" w:hAnsi="Calibri"/>
+                <w:b w:val="false"/>
+                <w:bCs w:val="false"/>
+                <w:color w:val="202122"/>
+                <w:sz w:val="19"/>
+                <w:szCs w:val="19"/>
+              </w:rPr>
+              <w:t xml:space="preserve">lire un script avant de le lancer</w:t>
+            </w:r>
+          </w:p>
+        </w:tc>
+      </w:tr>
+      <w:tr>
+        <w:trPr>
+          <w:tblHeader w:val="off"/>
+        </w:trPr>
+        <w:tc>
+          <w:tcPr>
+            <w:tcW w:type="dxa" w:w="2670"/>
+            <w:tcBorders>
+              <w:top w:val="single" w:color="C9C9D6" w:sz="4"/>
+              <w:left w:val="single" w:color="C9C9D6" w:sz="4"/>
+              <w:bottom w:val="single" w:color="C9C9D6" w:sz="4"/>
+              <w:right w:val="single" w:color="C9C9D6" w:sz="4"/>
+            </w:tcBorders>
+            <w:tcMar>
+              <w:top w:type="dxa" w:w="60"/>
+              <w:left w:type="dxa" w:w="100"/>
+              <w:bottom w:type="dxa" w:w="60"/>
+              <w:right w:type="dxa" w:w="100"/>
+            </w:tcMar>
+          </w:tcPr>
+          <w:p>
+            <w:r>
+              <w:rPr>
+                <w:rFonts w:ascii="Consolas" w:cs="Consolas" w:eastAsia="Consolas" w:hAnsi="Consolas"/>
+                <w:color w:val="44445A"/>
+                <w:sz w:val="17"/>
+                <w:szCs w:val="17"/>
+                <w:shd w:fill="EEEEEE" w:val="clear"/>
+              </w:rPr>
+              <w:t xml:space="preserve">logs tout</w:t>
+            </w:r>
+          </w:p>
+        </w:tc>
+        <w:tc>
+          <w:tcPr>
+            <w:tcW w:type="dxa" w:w="6968"/>
+            <w:tcBorders>
+              <w:top w:val="single" w:color="C9C9D6" w:sz="4"/>
+              <w:left w:val="single" w:color="C9C9D6" w:sz="4"/>
+              <w:bottom w:val="single" w:color="C9C9D6" w:sz="4"/>
+              <w:right w:val="single" w:color="C9C9D6" w:sz="4"/>
+            </w:tcBorders>
+            <w:tcMar>
+              <w:top w:type="dxa" w:w="60"/>
+              <w:left w:type="dxa" w:w="100"/>
+              <w:bottom w:type="dxa" w:w="60"/>
+              <w:right w:type="dxa" w:w="100"/>
+            </w:tcMar>
+          </w:tcPr>
+          <w:p>
+            <w:r>
+              <w:rPr>
+                <w:rFonts w:ascii="Calibri" w:cs="Calibri" w:eastAsia="Calibri" w:hAnsi="Calibri"/>
+                <w:b w:val="false"/>
+                <w:bCs w:val="false"/>
+                <w:color w:val="202122"/>
+                <w:sz w:val="19"/>
+                <w:szCs w:val="19"/>
+              </w:rPr>
+              <w:t xml:space="preserve">les journaux d'audit, lisibles (</w:t>
+            </w:r>
+            <w:r>
+              <w:rPr>
+                <w:rFonts w:ascii="Consolas" w:cs="Consolas" w:eastAsia="Consolas" w:hAnsi="Consolas"/>
+                <w:color w:val="44445A"/>
+                <w:sz w:val="17"/>
+                <w:szCs w:val="17"/>
+                <w:shd w:fill="EEEEEE" w:val="clear"/>
+              </w:rPr>
+              <w:t xml:space="preserve">logs audit</w:t>
+            </w:r>
+            <w:r>
+              <w:rPr>
+                <w:rFonts w:ascii="Calibri" w:cs="Calibri" w:eastAsia="Calibri" w:hAnsi="Calibri"/>
+                <w:b w:val="false"/>
+                <w:bCs w:val="false"/>
+                <w:color w:val="202122"/>
+                <w:sz w:val="19"/>
+                <w:szCs w:val="19"/>
+              </w:rPr>
+              <w:t xml:space="preserve">, </w:t>
+            </w:r>
+            <w:r>
+              <w:rPr>
+                <w:rFonts w:ascii="Consolas" w:cs="Consolas" w:eastAsia="Consolas" w:hAnsi="Consolas"/>
+                <w:color w:val="44445A"/>
+                <w:sz w:val="17"/>
+                <w:szCs w:val="17"/>
+                <w:shd w:fill="EEEEEE" w:val="clear"/>
+              </w:rPr>
+              <w:t xml:space="preserve">logs echecs</w:t>
+            </w:r>
+            <w:r>
+              <w:rPr>
+                <w:rFonts w:ascii="Calibri" w:cs="Calibri" w:eastAsia="Calibri" w:hAnsi="Calibri"/>
+                <w:b w:val="false"/>
+                <w:bCs w:val="false"/>
+                <w:color w:val="202122"/>
+                <w:sz w:val="19"/>
+                <w:szCs w:val="19"/>
+              </w:rPr>
+              <w:t xml:space="preserve">, </w:t>
+            </w:r>
+            <w:r>
+              <w:rPr>
+                <w:rFonts w:ascii="Consolas" w:cs="Consolas" w:eastAsia="Consolas" w:hAnsi="Consolas"/>
+                <w:color w:val="44445A"/>
+                <w:sz w:val="17"/>
+                <w:szCs w:val="17"/>
+                <w:shd w:fill="EEEEEE" w:val="clear"/>
+              </w:rPr>
+              <w:t xml:space="preserve">logs minio</w:t>
+            </w:r>
+            <w:r>
+              <w:rPr>
+                <w:rFonts w:ascii="Calibri" w:cs="Calibri" w:eastAsia="Calibri" w:hAnsi="Calibri"/>
+                <w:b w:val="false"/>
+                <w:bCs w:val="false"/>
+                <w:color w:val="202122"/>
+                <w:sz w:val="19"/>
+                <w:szCs w:val="19"/>
+              </w:rPr>
+              <w:t xml:space="preserve">, </w:t>
+            </w:r>
+            <w:r>
+              <w:rPr>
+                <w:rFonts w:ascii="Consolas" w:cs="Consolas" w:eastAsia="Consolas" w:hAnsi="Consolas"/>
+                <w:color w:val="44445A"/>
+                <w:sz w:val="17"/>
+                <w:szCs w:val="17"/>
+                <w:shd w:fill="EEEEEE" w:val="clear"/>
+              </w:rPr>
+              <w:t xml:space="preserve">logs vault</w:t>
+            </w:r>
+            <w:r>
+              <w:rPr>
+                <w:rFonts w:ascii="Calibri" w:cs="Calibri" w:eastAsia="Calibri" w:hAnsi="Calibri"/>
+                <w:b w:val="false"/>
+                <w:bCs w:val="false"/>
+                <w:color w:val="202122"/>
+                <w:sz w:val="19"/>
+                <w:szCs w:val="19"/>
+              </w:rPr>
+              <w:t xml:space="preserve">)</w:t>
+            </w:r>
+          </w:p>
+        </w:tc>
+      </w:tr>
+      <w:tr>
+        <w:trPr>
+          <w:tblHeader w:val="off"/>
+        </w:trPr>
+        <w:tc>
+          <w:tcPr>
+            <w:tcW w:type="dxa" w:w="2670"/>
+            <w:tcBorders>
+              <w:top w:val="single" w:color="C9C9D6" w:sz="4"/>
+              <w:left w:val="single" w:color="C9C9D6" w:sz="4"/>
+              <w:bottom w:val="single" w:color="C9C9D6" w:sz="4"/>
+              <w:right w:val="single" w:color="C9C9D6" w:sz="4"/>
+            </w:tcBorders>
+            <w:tcMar>
+              <w:top w:type="dxa" w:w="60"/>
+              <w:left w:type="dxa" w:w="100"/>
+              <w:bottom w:type="dxa" w:w="60"/>
+              <w:right w:type="dxa" w:w="100"/>
+            </w:tcMar>
+          </w:tcPr>
+          <w:p>
+            <w:r>
+              <w:rPr>
+                <w:rFonts w:ascii="Consolas" w:cs="Consolas" w:eastAsia="Consolas" w:hAnsi="Consolas"/>
+                <w:color w:val="44445A"/>
+                <w:sz w:val="17"/>
+                <w:szCs w:val="17"/>
+                <w:shd w:fill="EEEEEE" w:val="clear"/>
+              </w:rPr>
+              <w:t xml:space="preserve">$POSTGRES_PASSWORD</w:t>
+            </w:r>
+            <w:r>
+              <w:rPr>
+                <w:rFonts w:ascii="Calibri" w:cs="Calibri" w:eastAsia="Calibri" w:hAnsi="Calibri"/>
+                <w:b w:val="false"/>
+                <w:bCs w:val="false"/>
+                <w:color w:val="202122"/>
+                <w:sz w:val="19"/>
+                <w:szCs w:val="19"/>
               </w:rPr>
               <w:t xml:space="preserve">…</w:t>
+            </w:r>
+          </w:p>
+        </w:tc>
+        <w:tc>
+          <w:tcPr>
+            <w:tcW w:type="dxa" w:w="6968"/>
+            <w:tcBorders>
+              <w:top w:val="single" w:color="C9C9D6" w:sz="4"/>
+              <w:left w:val="single" w:color="C9C9D6" w:sz="4"/>
+              <w:bottom w:val="single" w:color="C9C9D6" w:sz="4"/>
+              <w:right w:val="single" w:color="C9C9D6" w:sz="4"/>
+            </w:tcBorders>
+            <w:tcMar>
+              <w:top w:type="dxa" w:w="60"/>
+              <w:left w:type="dxa" w:w="100"/>
+              <w:bottom w:type="dxa" w:w="60"/>
+              <w:right w:type="dxa" w:w="100"/>
+            </w:tcMar>
+          </w:tcPr>
+          <w:p>
+            <w:r>
+              <w:rPr>
+                <w:rFonts w:ascii="Calibri" w:cs="Calibri" w:eastAsia="Calibri" w:hAnsi="Calibri"/>
+                <w:b w:val="false"/>
+                <w:bCs w:val="false"/>
+                <w:color w:val="202122"/>
+                <w:sz w:val="19"/>
+                <w:szCs w:val="19"/>
+              </w:rPr>
+              <w:t xml:space="preserve">les mots de passe du fichier </w:t>
+            </w:r>
+            <w:r>
+              <w:rPr>
+                <w:rFonts w:ascii="Consolas" w:cs="Consolas" w:eastAsia="Consolas" w:hAnsi="Consolas"/>
+                <w:color w:val="44445A"/>
+                <w:sz w:val="17"/>
+                <w:szCs w:val="17"/>
+                <w:shd w:fill="EEEEEE" w:val="clear"/>
+              </w:rPr>
+              <w:t xml:space="preserve">.env</w:t>
+            </w:r>
+            <w:r>
+              <w:rPr>
+                <w:rFonts w:ascii="Calibri" w:cs="Calibri" w:eastAsia="Calibri" w:hAnsi="Calibri"/>
+                <w:b w:val="false"/>
+                <w:bCs w:val="false"/>
+                <w:color w:val="202122"/>
+                <w:sz w:val="19"/>
+                <w:szCs w:val="19"/>
+              </w:rPr>
+              <w:t xml:space="preserve"> sont déjà dans des variables</w:t>
             </w:r>
           </w:p>
         </w:tc>
@@ -3302,106 +2976,6 @@
       <w:pPr>
         <w:spacing w:after="120"/>
       </w:pPr>
-    </w:p>
-    <w:p>
-      <w:pPr>
-        <w:spacing w:after="120" w:line="276"/>
-        <w:rPr>
-          <w:color w:val="202122"/>
-          <w:sz w:val="21"/>
-          <w:szCs w:val="21"/>
-        </w:rPr>
-      </w:pPr>
-      <w:r>
-        <w:rPr>
-          <w:color w:val="202122"/>
-          <w:sz w:val="21"/>
-          <w:szCs w:val="21"/>
-        </w:rPr>
-        <w:t xml:space="preserve">⚠ PostgreSQL écrit l'heure de Paris (</w:t>
-      </w:r>
-      <w:r>
-        <w:rPr>
-          <w:rFonts w:ascii="Consolas" w:cs="Consolas" w:eastAsia="Consolas" w:hAnsi="Consolas"/>
-          <w:color w:val="44445A"/>
-          <w:sz w:val="19"/>
-          <w:szCs w:val="19"/>
-          <w:shd w:fill="EEEEEE" w:val="clear"/>
-        </w:rPr>
-        <w:t xml:space="preserve">CEST</w:t>
-      </w:r>
-      <w:r>
-        <w:rPr>
-          <w:color w:val="202122"/>
-          <w:sz w:val="21"/>
-          <w:szCs w:val="21"/>
-        </w:rPr>
-        <w:t xml:space="preserve">, UTC+2), MinIO et Vault écrivent l'heure UTC (</w:t>
-      </w:r>
-      <w:r>
-        <w:rPr>
-          <w:rFonts w:ascii="Consolas" w:cs="Consolas" w:eastAsia="Consolas" w:hAnsi="Consolas"/>
-          <w:color w:val="44445A"/>
-          <w:sz w:val="19"/>
-          <w:szCs w:val="19"/>
-          <w:shd w:fill="EEEEEE" w:val="clear"/>
-        </w:rPr>
-        <w:t xml:space="preserve">Z</w:t>
-      </w:r>
-      <w:r>
-        <w:rPr>
-          <w:color w:val="202122"/>
-          <w:sz w:val="21"/>
-          <w:szCs w:val="21"/>
-        </w:rPr>
-        <w:t xml:space="preserve">). </w:t>
-      </w:r>
-      <w:r>
-        <w:rPr>
-          <w:b/>
-          <w:bCs/>
-          <w:color w:val="202122"/>
-          <w:sz w:val="21"/>
-          <w:szCs w:val="21"/>
-        </w:rPr>
-        <w:t xml:space="preserve">Convertissez tout en UTC.</w:t>
-      </w:r>
-    </w:p>
-    <w:p>
-      <w:pPr>
-        <w:spacing w:after="120" w:line="276"/>
-        <w:rPr>
-          <w:color w:val="202122"/>
-          <w:sz w:val="21"/>
-          <w:szCs w:val="21"/>
-        </w:rPr>
-      </w:pPr>
-      <w:r>
-        <w:rPr>
-          <w:color w:val="202122"/>
-          <w:sz w:val="21"/>
-          <w:szCs w:val="21"/>
-        </w:rPr>
-        <w:t xml:space="preserve">✅ </w:t>
-      </w:r>
-      <w:r>
-        <w:rPr>
-          <w:b/>
-          <w:bCs/>
-          <w:color w:val="202122"/>
-          <w:sz w:val="21"/>
-          <w:szCs w:val="21"/>
-        </w:rPr>
-        <w:t xml:space="preserve">Vérifier :</w:t>
-      </w:r>
-      <w:r>
-        <w:rPr>
-          <w:color w:val="202122"/>
-          <w:sz w:val="21"/>
-          <w:szCs w:val="21"/>
-        </w:rPr>
-        <w:t xml:space="preserve"> au moins 6 événements, dans le bon ordre.</w:t>
-      </w:r>
     </w:p>
     <w:p>
       <w:pPr>
@@ -3418,7 +2992,27 @@
           <w:sz w:val="24"/>
           <w:szCs w:val="24"/>
         </w:rPr>
-        <w:t xml:space="preserve">Étape 5 — Détecter automatiquement</w:t>
+        <w:t xml:space="preserve">Étape 1 — Allumer l'audit PostgreSQL</w:t>
+      </w:r>
+    </w:p>
+    <w:p>
+      <w:pPr>
+        <w:spacing w:after="120" w:line="276"/>
+        <w:rPr>
+          <w:color w:val="202122"/>
+          <w:sz w:val="21"/>
+          <w:szCs w:val="21"/>
+        </w:rPr>
+      </w:pPr>
+      <w:r>
+        <w:rPr>
+          <w:i/>
+          <w:iCs/>
+          <w:color w:val="202122"/>
+          <w:sz w:val="21"/>
+          <w:szCs w:val="21"/>
+        </w:rPr>
+        <w:t xml:space="preserve">Samira</w:t>
       </w:r>
     </w:p>
     <w:p>
@@ -3436,25 +3030,64 @@
           <w:iCs/>
           <w:color w:val="44445A"/>
         </w:rPr>
-        <w:t xml:space="preserve">🎯 On ne peut pas lire des millions de lignes à la main : on écrit des </w:t>
-      </w:r>
-      <w:r>
-        <w:rPr>
-          <w:b/>
-          <w:bCs/>
-          <w:i/>
-          <w:iCs/>
-          <w:color w:val="44445A"/>
-        </w:rPr>
-        <w:t xml:space="preserve">règles</w:t>
-      </w:r>
-      <w:r>
-        <w:rPr>
-          <w:i/>
-          <w:iCs/>
-          <w:color w:val="44445A"/>
-        </w:rPr>
-        <w:t xml:space="preserve"> qui lèvent des alertes.</w:t>
+        <w:t xml:space="preserve">🎯 On veut tracer les accès aux tables RESTREINT et les changements de droits, pas tout le reste (trop de bruit).</w:t>
+      </w:r>
+    </w:p>
+    <w:p>
+      <w:pPr>
+        <w:pBdr>
+          <w:left w:val="single" w:color="5B5B79" w:sz="12" w:space="6"/>
+        </w:pBdr>
+        <w:shd w:fill="F5F5F5" w:val="clear"/>
+        <w:spacing w:after="0" w:line="240"/>
+        <w:ind w:left="120" w:right="120"/>
+      </w:pPr>
+      <w:r>
+        <w:rPr>
+          <w:rFonts w:ascii="Consolas" w:cs="Consolas" w:eastAsia="Consolas" w:hAnsi="Consolas"/>
+          <w:color w:val="202122"/>
+          <w:sz w:val="16"/>
+          <w:szCs w:val="16"/>
+        </w:rPr>
+        <w:t xml:space="preserve">cat /lab/scripts/sql/tp3/01-audit.sql              # repérez le rôle « auditeur »</w:t>
+      </w:r>
+    </w:p>
+    <w:p>
+      <w:pPr>
+        <w:pBdr>
+          <w:left w:val="single" w:color="5B5B79" w:sz="12" w:space="6"/>
+        </w:pBdr>
+        <w:shd w:fill="F5F5F5" w:val="clear"/>
+        <w:spacing w:after="0" w:line="240"/>
+        <w:ind w:left="120" w:right="120"/>
+      </w:pPr>
+      <w:r>
+        <w:rPr>
+          <w:rFonts w:ascii="Consolas" w:cs="Consolas" w:eastAsia="Consolas" w:hAnsi="Consolas"/>
+          <w:color w:val="202122"/>
+          <w:sz w:val="16"/>
+          <w:szCs w:val="16"/>
+        </w:rPr>
+        <w:t xml:space="preserve">sql -f /lab/scripts/sql/tp3/01-audit.sql           # active l'audit sur les tables sensibles</w:t>
+      </w:r>
+    </w:p>
+    <w:p>
+      <w:pPr>
+        <w:pBdr>
+          <w:left w:val="single" w:color="5B5B79" w:sz="12" w:space="6"/>
+        </w:pBdr>
+        <w:shd w:fill="F5F5F5" w:val="clear"/>
+        <w:spacing w:after="0" w:line="240"/>
+        <w:ind w:left="120" w:right="120"/>
+      </w:pPr>
+      <w:r>
+        <w:rPr>
+          <w:rFonts w:ascii="Consolas" w:cs="Consolas" w:eastAsia="Consolas" w:hAnsi="Consolas"/>
+          <w:color w:val="202122"/>
+          <w:sz w:val="16"/>
+          <w:szCs w:val="16"/>
+        </w:rPr>
+        <w:t xml:space="preserve">sql-as nadia "SELECT nom, poste FROM rh.employes LIMIT 3"   # Nadia lit 3 fiches…</w:t>
       </w:r>
     </w:p>
     <w:p>
@@ -3473,7 +3106,7 @@
           <w:sz w:val="16"/>
           <w:szCs w:val="16"/>
         </w:rPr>
-        <w:t xml:space="preserve">python3 /lab/scripts/detect.py</w:t>
+        <w:t xml:space="preserve">logs audit                                         # …et le journal l'a noté</w:t>
       </w:r>
     </w:p>
     <w:p>
@@ -3509,61 +3142,7 @@
           <w:sz w:val="21"/>
           <w:szCs w:val="21"/>
         </w:rPr>
-        <w:t xml:space="preserve"> des alertes </w:t>
-      </w:r>
-      <w:r>
-        <w:rPr>
-          <w:rFonts w:ascii="Consolas" w:cs="Consolas" w:eastAsia="Consolas" w:hAnsi="Consolas"/>
-          <w:color w:val="44445A"/>
-          <w:sz w:val="19"/>
-          <w:szCs w:val="19"/>
-          <w:shd w:fill="EEEEEE" w:val="clear"/>
-        </w:rPr>
-        <w:t xml:space="preserve">CRITIQUE</w:t>
-      </w:r>
-      <w:r>
-        <w:rPr>
-          <w:color w:val="202122"/>
-          <w:sz w:val="21"/>
-          <w:szCs w:val="21"/>
-        </w:rPr>
-        <w:t xml:space="preserve">, </w:t>
-      </w:r>
-      <w:r>
-        <w:rPr>
-          <w:rFonts w:ascii="Consolas" w:cs="Consolas" w:eastAsia="Consolas" w:hAnsi="Consolas"/>
-          <w:color w:val="44445A"/>
-          <w:sz w:val="19"/>
-          <w:szCs w:val="19"/>
-          <w:shd w:fill="EEEEEE" w:val="clear"/>
-        </w:rPr>
-        <w:t xml:space="preserve">HAUTE</w:t>
-      </w:r>
-      <w:r>
-        <w:rPr>
-          <w:color w:val="202122"/>
-          <w:sz w:val="21"/>
-          <w:szCs w:val="21"/>
-        </w:rPr>
-        <w:t xml:space="preserve"> et </w:t>
-      </w:r>
-      <w:r>
-        <w:rPr>
-          <w:rFonts w:ascii="Consolas" w:cs="Consolas" w:eastAsia="Consolas" w:hAnsi="Consolas"/>
-          <w:color w:val="44445A"/>
-          <w:sz w:val="19"/>
-          <w:szCs w:val="19"/>
-          <w:shd w:fill="EEEEEE" w:val="clear"/>
-        </w:rPr>
-        <w:t xml:space="preserve">MOYENNE</w:t>
-      </w:r>
-      <w:r>
-        <w:rPr>
-          <w:color w:val="202122"/>
-          <w:sz w:val="21"/>
-          <w:szCs w:val="21"/>
-        </w:rPr>
-        <w:t xml:space="preserve"> s'affichent. Comparez-les à votre chronologie de l'étape 4.</w:t>
+        <w:t xml:space="preserve"> Une ligne « nadia  AUDIT: OBJECT,…,rh.employes,…,3 » apparaît.</w:t>
       </w:r>
     </w:p>
     <w:p>
@@ -3581,7 +3160,27 @@
           <w:sz w:val="24"/>
           <w:szCs w:val="24"/>
         </w:rPr>
-        <w:t xml:space="preserve">Étape 6 — Sceller les preuves</w:t>
+        <w:t xml:space="preserve">Étape 2 — Collecter MinIO et créer le coffre à preuves</w:t>
+      </w:r>
+    </w:p>
+    <w:p>
+      <w:pPr>
+        <w:spacing w:after="120" w:line="276"/>
+        <w:rPr>
+          <w:color w:val="202122"/>
+          <w:sz w:val="21"/>
+          <w:szCs w:val="21"/>
+        </w:rPr>
+      </w:pPr>
+      <w:r>
+        <w:rPr>
+          <w:i/>
+          <w:iCs/>
+          <w:color w:val="202122"/>
+          <w:sz w:val="21"/>
+          <w:szCs w:val="21"/>
+        </w:rPr>
+        <w:t xml:space="preserve">Samira</w:t>
       </w:r>
     </w:p>
     <w:p>
@@ -3599,25 +3198,7 @@
           <w:iCs/>
           <w:color w:val="44445A"/>
         </w:rPr>
-        <w:t xml:space="preserve">🎯 Si l'affaire va plus loin (licenciement, plainte, contrôle CNIL), il faudra prouver que les journaux n'ont </w:t>
-      </w:r>
-      <w:r>
-        <w:rPr>
-          <w:b/>
-          <w:bCs/>
-          <w:i/>
-          <w:iCs/>
-          <w:color w:val="44445A"/>
-        </w:rPr>
-        <w:t xml:space="preserve">pas été modifiés</w:t>
-      </w:r>
-      <w:r>
-        <w:rPr>
-          <w:i/>
-          <w:iCs/>
-          <w:color w:val="44445A"/>
-        </w:rPr>
-        <w:t xml:space="preserve">.</w:t>
+        <w:t xml:space="preserve">🎯 Les journaux doivent quitter la machine surveillée et être rangés là où personne ne peut les effacer.</w:t>
       </w:r>
     </w:p>
     <w:p>
@@ -3636,7 +3217,45 @@
           <w:sz w:val="16"/>
           <w:szCs w:val="16"/>
         </w:rPr>
-        <w:t xml:space="preserve">/lab/scripts/seal-logs.sh                                  # 2e archive, chaînée à la 1re</w:t>
+        <w:t xml:space="preserve">cat /lab/scripts/setup/tp3-coffre.sh               # lisez : collecte MinIO, coffre WORM, compte de dépôt</w:t>
+      </w:r>
+    </w:p>
+    <w:p>
+      <w:pPr>
+        <w:pBdr>
+          <w:left w:val="single" w:color="5B5B79" w:sz="12" w:space="6"/>
+        </w:pBdr>
+        <w:shd w:fill="F5F5F5" w:val="clear"/>
+        <w:spacing w:after="0" w:line="240"/>
+        <w:ind w:left="120" w:right="120"/>
+      </w:pPr>
+      <w:r>
+        <w:rPr>
+          <w:rFonts w:ascii="Consolas" w:cs="Consolas" w:eastAsia="Consolas" w:hAnsi="Consolas"/>
+          <w:color w:val="202122"/>
+          <w:sz w:val="16"/>
+          <w:szCs w:val="16"/>
+        </w:rPr>
+        <w:t xml:space="preserve">/lab/scripts/setup/tp3-coffre.sh                   # met tout en place</w:t>
+      </w:r>
+    </w:p>
+    <w:p>
+      <w:pPr>
+        <w:pBdr>
+          <w:left w:val="single" w:color="5B5B79" w:sz="12" w:space="6"/>
+        </w:pBdr>
+        <w:shd w:fill="F5F5F5" w:val="clear"/>
+        <w:spacing w:after="0" w:line="240"/>
+        <w:ind w:left="120" w:right="120"/>
+      </w:pPr>
+      <w:r>
+        <w:rPr>
+          <w:rFonts w:ascii="Consolas" w:cs="Consolas" w:eastAsia="Consolas" w:hAnsi="Consolas"/>
+          <w:color w:val="202122"/>
+          <w:sz w:val="16"/>
+          <w:szCs w:val="16"/>
+        </w:rPr>
+        <w:t xml:space="preserve">/lab/scripts/seal-logs.sh                          # range une 1re archive des journaux dans le coffre</w:t>
       </w:r>
     </w:p>
     <w:p>
@@ -3655,7 +3274,7 @@
           <w:sz w:val="16"/>
           <w:szCs w:val="16"/>
         </w:rPr>
-        <w:t xml:space="preserve">cd /lab/work/scelles &amp;&amp; sha256sum -c ./*.sha256 &amp;&amp; cat chaine.txt</w:t>
+        <w:t xml:space="preserve">effacer-preuve                                     # on essaie de l'effacer…</w:t>
       </w:r>
     </w:p>
     <w:p>
@@ -3691,241 +3310,7 @@
           <w:sz w:val="21"/>
           <w:szCs w:val="21"/>
         </w:rPr>
-        <w:t xml:space="preserve"> chaque archive affiche </w:t>
-      </w:r>
-      <w:r>
-        <w:rPr>
-          <w:rFonts w:ascii="Consolas" w:cs="Consolas" w:eastAsia="Consolas" w:hAnsi="Consolas"/>
-          <w:color w:val="44445A"/>
-          <w:sz w:val="19"/>
-          <w:szCs w:val="19"/>
-          <w:shd w:fill="EEEEEE" w:val="clear"/>
-        </w:rPr>
-        <w:t xml:space="preserve">OK</w:t>
-      </w:r>
-      <w:r>
-        <w:rPr>
-          <w:color w:val="202122"/>
-          <w:sz w:val="21"/>
-          <w:szCs w:val="21"/>
-        </w:rPr>
-        <w:t xml:space="preserve">, et </w:t>
-      </w:r>
-      <w:r>
-        <w:rPr>
-          <w:rFonts w:ascii="Consolas" w:cs="Consolas" w:eastAsia="Consolas" w:hAnsi="Consolas"/>
-          <w:color w:val="44445A"/>
-          <w:sz w:val="19"/>
-          <w:szCs w:val="19"/>
-          <w:shd w:fill="EEEEEE" w:val="clear"/>
-        </w:rPr>
-        <w:t xml:space="preserve">chaine.txt</w:t>
-      </w:r>
-      <w:r>
-        <w:rPr>
-          <w:color w:val="202122"/>
-          <w:sz w:val="21"/>
-          <w:szCs w:val="21"/>
-        </w:rPr>
-        <w:t xml:space="preserve"> contient 2 maillons.</w:t>
-      </w:r>
-    </w:p>
-    <w:p>
-      <w:pPr>
-        <w:pStyle w:val="Heading1"/>
-        <w:keepNext/>
-        <w:spacing w:after="140" w:before="320"/>
-      </w:pPr>
-      <w:r>
-        <w:rPr>
-          <w:rFonts w:ascii="Georgia" w:cs="Georgia" w:eastAsia="Georgia" w:hAnsi="Georgia"/>
-          <w:b/>
-          <w:bCs/>
-          <w:color w:val="5B5B79"/>
-          <w:sz w:val="30"/>
-          <w:szCs w:val="30"/>
-        </w:rPr>
-        <w:t xml:space="preserve">5. Questions de compréhension</w:t>
-      </w:r>
-    </w:p>
-    <w:p>
-      <w:pPr>
-        <w:pStyle w:val="ListParagraph"/>
-        <w:numPr>
-          <w:ilvl w:val="0"/>
-          <w:numId w:val="3"/>
-        </w:numPr>
-        <w:spacing w:after="80" w:line="276"/>
-      </w:pPr>
-      <w:r>
-        <w:rPr>
-          <w:color w:val="202122"/>
-          <w:sz w:val="21"/>
-          <w:szCs w:val="21"/>
-        </w:rPr>
-        <w:t xml:space="preserve">Pourquoi ne journalise-t-on </w:t>
-      </w:r>
-      <w:r>
-        <w:rPr>
-          <w:b/>
-          <w:bCs/>
-          <w:color w:val="202122"/>
-          <w:sz w:val="21"/>
-          <w:szCs w:val="21"/>
-        </w:rPr>
-        <w:t xml:space="preserve">pas</w:t>
-      </w:r>
-      <w:r>
-        <w:rPr>
-          <w:color w:val="202122"/>
-          <w:sz w:val="21"/>
-          <w:szCs w:val="21"/>
-        </w:rPr>
-        <w:t xml:space="preserve"> toutes les requêtes (</w:t>
-      </w:r>
-      <w:r>
-        <w:rPr>
-          <w:rFonts w:ascii="Consolas" w:cs="Consolas" w:eastAsia="Consolas" w:hAnsi="Consolas"/>
-          <w:color w:val="44445A"/>
-          <w:sz w:val="19"/>
-          <w:szCs w:val="19"/>
-          <w:shd w:fill="EEEEEE" w:val="clear"/>
-        </w:rPr>
-        <w:t xml:space="preserve">pgaudit.log = 'all'</w:t>
-      </w:r>
-      <w:r>
-        <w:rPr>
-          <w:color w:val="202122"/>
-          <w:sz w:val="21"/>
-          <w:szCs w:val="21"/>
-        </w:rPr>
-        <w:t xml:space="preserve">) ? Donnez deux raisons.</w:t>
-      </w:r>
-    </w:p>
-    <w:p>
-      <w:pPr>
-        <w:pStyle w:val="ListParagraph"/>
-        <w:numPr>
-          <w:ilvl w:val="0"/>
-          <w:numId w:val="3"/>
-        </w:numPr>
-        <w:spacing w:after="80" w:line="276"/>
-      </w:pPr>
-      <w:r>
-        <w:rPr>
-          <w:color w:val="202122"/>
-          <w:sz w:val="21"/>
-          <w:szCs w:val="21"/>
-        </w:rPr>
-        <w:t xml:space="preserve">Dans votre chronologie, pourquoi l'heure de Paris et l'heure UTC posent-elles problème ? Quelle est la solution ?</w:t>
-      </w:r>
-    </w:p>
-    <w:p>
-      <w:pPr>
-        <w:pStyle w:val="ListParagraph"/>
-        <w:numPr>
-          <w:ilvl w:val="0"/>
-          <w:numId w:val="3"/>
-        </w:numPr>
-        <w:spacing w:after="80" w:line="276"/>
-      </w:pPr>
-      <w:r>
-        <w:rPr>
-          <w:color w:val="202122"/>
-          <w:sz w:val="21"/>
-          <w:szCs w:val="21"/>
-        </w:rPr>
-        <w:t xml:space="preserve">À l'étape 2, le compte </w:t>
-      </w:r>
-      <w:r>
-        <w:rPr>
-          <w:b/>
-          <w:bCs/>
-          <w:color w:val="202122"/>
-          <w:sz w:val="21"/>
-          <w:szCs w:val="21"/>
-        </w:rPr>
-        <w:t xml:space="preserve">root</w:t>
-      </w:r>
-      <w:r>
-        <w:rPr>
-          <w:color w:val="202122"/>
-          <w:sz w:val="21"/>
-          <w:szCs w:val="21"/>
-        </w:rPr>
-        <w:t xml:space="preserve"> de MinIO pourrait-il quand même effacer la preuve ? (indice : mode GOVERNANCE ou COMPLIANCE)</w:t>
-      </w:r>
-    </w:p>
-    <w:p>
-      <w:pPr>
-        <w:pStyle w:val="ListParagraph"/>
-        <w:numPr>
-          <w:ilvl w:val="0"/>
-          <w:numId w:val="3"/>
-        </w:numPr>
-        <w:spacing w:after="80" w:line="276"/>
-      </w:pPr>
-      <w:r>
-        <w:rPr>
-          <w:color w:val="202122"/>
-          <w:sz w:val="21"/>
-          <w:szCs w:val="21"/>
-        </w:rPr>
-        <w:t xml:space="preserve">Parmi les alertes de </w:t>
-      </w:r>
-      <w:r>
-        <w:rPr>
-          <w:rFonts w:ascii="Consolas" w:cs="Consolas" w:eastAsia="Consolas" w:hAnsi="Consolas"/>
-          <w:color w:val="44445A"/>
-          <w:sz w:val="19"/>
-          <w:szCs w:val="19"/>
-          <w:shd w:fill="EEEEEE" w:val="clear"/>
-        </w:rPr>
-        <w:t xml:space="preserve">detect.py</w:t>
-      </w:r>
-      <w:r>
-        <w:rPr>
-          <w:color w:val="202122"/>
-          <w:sz w:val="21"/>
-          <w:szCs w:val="21"/>
-        </w:rPr>
-        <w:t xml:space="preserve">, laquelle est </w:t>
-      </w:r>
-      <w:r>
-        <w:rPr>
-          <w:b/>
-          <w:bCs/>
-          <w:color w:val="202122"/>
-          <w:sz w:val="21"/>
-          <w:szCs w:val="21"/>
-        </w:rPr>
-        <w:t xml:space="preserve">la plus grave</w:t>
-      </w:r>
-      <w:r>
-        <w:rPr>
-          <w:color w:val="202122"/>
-          <w:sz w:val="21"/>
-          <w:szCs w:val="21"/>
-        </w:rPr>
-        <w:t xml:space="preserve"> selon vous, et pourquoi ?</w:t>
-      </w:r>
-    </w:p>
-    <w:p>
-      <w:pPr>
-        <w:pStyle w:val="Heading1"/>
-        <w:keepNext/>
-        <w:spacing w:after="140" w:before="320"/>
-      </w:pPr>
-      <w:r>
-        <w:rPr>
-          <w:rFonts w:ascii="Georgia" w:cs="Georgia" w:eastAsia="Georgia" w:hAnsi="Georgia"/>
-          <w:b/>
-          <w:bCs/>
-          <w:color w:val="5B5B79"/>
-          <w:sz w:val="30"/>
-          <w:szCs w:val="30"/>
-        </w:rPr>
-        <w:t xml:space="preserve">6. Volet GRC : qualifier un incident</w:t>
+        <w:t xml:space="preserve"> L'effacement est refusé (objet protégé par la rétention WORM).</w:t>
       </w:r>
     </w:p>
     <w:p>
@@ -3943,7 +3328,7 @@
           <w:sz w:val="24"/>
           <w:szCs w:val="24"/>
         </w:rPr>
-        <w:t xml:space="preserve">6.1 Le framework : la méthode en 4 étapes, appliquée à un incident</w:t>
+        <w:t xml:space="preserve">Étape 3 — Rejouer l'incident</w:t>
       </w:r>
     </w:p>
     <w:p>
@@ -3957,11 +3342,68 @@
       </w:pPr>
       <w:r>
         <w:rPr>
-          <w:color w:val="202122"/>
-          <w:sz w:val="21"/>
-          <w:szCs w:val="21"/>
-        </w:rPr>
-        <w:t xml:space="preserve">On reprend la même méthode que dans les TP1 et TP2. Ici, l'objet analysé est un </w:t>
+          <w:i/>
+          <w:iCs/>
+          <w:color w:val="202122"/>
+          <w:sz w:val="21"/>
+          <w:szCs w:val="21"/>
+        </w:rPr>
+        <w:t xml:space="preserve">Formateur (attaquant)</w:t>
+      </w:r>
+    </w:p>
+    <w:p>
+      <w:pPr>
+        <w:pBdr>
+          <w:left w:val="single" w:color="5B5B79" w:sz="18" w:space="8"/>
+        </w:pBdr>
+        <w:shd w:fill="F5F5F5" w:val="clear"/>
+        <w:spacing w:after="160" w:before="80" w:line="276"/>
+        <w:ind w:left="160" w:right="160"/>
+      </w:pPr>
+      <w:r>
+        <w:rPr>
+          <w:i/>
+          <w:iCs/>
+          <w:color w:val="44445A"/>
+        </w:rPr>
+        <w:t xml:space="preserve">🎯 On reproduit la « nuit agitée » pour disposer de vraies traces. Ne lisez pas le script avant d'avoir enquêté !</w:t>
+      </w:r>
+    </w:p>
+    <w:p>
+      <w:pPr>
+        <w:pBdr>
+          <w:left w:val="single" w:color="5B5B79" w:sz="12" w:space="6"/>
+        </w:pBdr>
+        <w:shd w:fill="F5F5F5" w:val="clear"/>
+        <w:spacing w:after="160" w:line="240"/>
+        <w:ind w:left="120" w:right="120"/>
+      </w:pPr>
+      <w:r>
+        <w:rPr>
+          <w:rFonts w:ascii="Consolas" w:cs="Consolas" w:eastAsia="Consolas" w:hAnsi="Consolas"/>
+          <w:color w:val="202122"/>
+          <w:sz w:val="16"/>
+          <w:szCs w:val="16"/>
+        </w:rPr>
+        <w:t xml:space="preserve">/lab/scripts/simulate-incidents.sh</w:t>
+      </w:r>
+    </w:p>
+    <w:p>
+      <w:pPr>
+        <w:spacing w:after="120" w:line="276"/>
+        <w:rPr>
+          <w:color w:val="202122"/>
+          <w:sz w:val="21"/>
+          <w:szCs w:val="21"/>
+        </w:rPr>
+      </w:pPr>
+      <w:r>
+        <w:rPr>
+          <w:color w:val="202122"/>
+          <w:sz w:val="21"/>
+          <w:szCs w:val="21"/>
+        </w:rPr>
+        <w:t xml:space="preserve">✅ </w:t>
       </w:r>
       <w:r>
         <w:rPr>
@@ -3971,15 +3413,71 @@
           <w:sz w:val="21"/>
           <w:szCs w:val="21"/>
         </w:rPr>
-        <w:t xml:space="preserve">événement de sécurité</w:t>
-      </w:r>
-      <w:r>
-        <w:rPr>
-          <w:color w:val="202122"/>
-          <w:sz w:val="21"/>
-          <w:szCs w:val="21"/>
-        </w:rPr>
-        <w:t xml:space="preserve"> : est-ce une violation de données au sens du RGPD, et que doit-on faire ?</w:t>
+        <w:t xml:space="preserve">Vérifier :</w:t>
+      </w:r>
+      <w:r>
+        <w:rPr>
+          <w:color w:val="202122"/>
+          <w:sz w:val="21"/>
+          <w:szCs w:val="21"/>
+        </w:rPr>
+        <w:t xml:space="preserve"> Le script affiche 8 étapes et se termine par « Simulation terminée ».</w:t>
+      </w:r>
+    </w:p>
+    <w:p>
+      <w:pPr>
+        <w:pStyle w:val="Heading2"/>
+        <w:keepNext/>
+        <w:spacing w:after="100" w:before="220"/>
+      </w:pPr>
+      <w:r>
+        <w:rPr>
+          <w:rFonts w:ascii="Georgia" w:cs="Georgia" w:eastAsia="Georgia" w:hAnsi="Georgia"/>
+          <w:b/>
+          <w:bCs/>
+          <w:color w:val="44445A"/>
+          <w:sz w:val="24"/>
+          <w:szCs w:val="24"/>
+        </w:rPr>
+        <w:t xml:space="preserve">Étape 4 — Enquêter à la main</w:t>
+      </w:r>
+    </w:p>
+    <w:p>
+      <w:pPr>
+        <w:spacing w:after="120" w:line="276"/>
+        <w:rPr>
+          <w:color w:val="202122"/>
+          <w:sz w:val="21"/>
+          <w:szCs w:val="21"/>
+        </w:rPr>
+      </w:pPr>
+      <w:r>
+        <w:rPr>
+          <w:i/>
+          <w:iCs/>
+          <w:color w:val="202122"/>
+          <w:sz w:val="21"/>
+          <w:szCs w:val="21"/>
+        </w:rPr>
+        <w:t xml:space="preserve">Samira</w:t>
+      </w:r>
+    </w:p>
+    <w:p>
+      <w:pPr>
+        <w:pBdr>
+          <w:left w:val="single" w:color="5B5B79" w:sz="18" w:space="8"/>
+        </w:pBdr>
+        <w:shd w:fill="F5F5F5" w:val="clear"/>
+        <w:spacing w:after="160" w:before="80" w:line="276"/>
+        <w:ind w:left="160" w:right="160"/>
+      </w:pPr>
+      <w:r>
+        <w:rPr>
+          <w:i/>
+          <w:iCs/>
+          <w:color w:val="44445A"/>
+        </w:rPr>
+        <w:t xml:space="preserve">🎯 Un bon analyste sait lire les journaux avant de faire confiance à un outil automatique.</w:t>
       </w:r>
     </w:p>
     <w:p>
@@ -3991,9 +3489,9 @@
       <w:r>
         <w:drawing>
           <wp:inline distT="0" distB="0" distL="0" distR="0">
-            <wp:extent cx="5905500" cy="2019300"/>
+            <wp:extent cx="5905500" cy="3362325"/>
             <wp:effectExtent t="0" r="0" b="0" l="0"/>
-            <wp:docPr id="1" name="fig_grc_methode.png" descr="La méthode GRC en 4 étapes" title="La méthode GRC en 4 étapes"/>
+            <wp:docPr id="2" name="fig_tp3_arbre_violation.png" descr="" title=""/>
             <wp:cNvGraphicFramePr>
               <a:graphicFrameLocks xmlns:a="http://schemas.openxmlformats.org/drawingml/2006/main" noChangeAspect="1"/>
             </wp:cNvGraphicFramePr>
@@ -4016,6 +3514,693 @@
                   <pic:spPr bwMode="auto">
                     <a:xfrm>
                       <a:off x="0" y="0"/>
+                      <a:ext cx="5905500" cy="3362325"/>
+                    </a:xfrm>
+                    <a:prstGeom prst="rect">
+                      <a:avLst/>
+                    </a:prstGeom>
+                  </pic:spPr>
+                </pic:pic>
+              </a:graphicData>
+            </a:graphic>
+          </wp:inline>
+        </w:drawing>
+      </w:r>
+    </w:p>
+    <w:p>
+      <w:pPr>
+        <w:spacing w:after="200"/>
+        <w:jc w:val="center"/>
+      </w:pPr>
+      <w:r>
+        <w:rPr>
+          <w:i/>
+          <w:iCs/>
+          <w:color w:val="6B6B80"/>
+          <w:sz w:val="17"/>
+          <w:szCs w:val="17"/>
+        </w:rPr>
+        <w:t xml:space="preserve"/>
+      </w:r>
+    </w:p>
+    <w:p>
+      <w:pPr>
+        <w:pBdr>
+          <w:left w:val="single" w:color="5B5B79" w:sz="12" w:space="6"/>
+        </w:pBdr>
+        <w:shd w:fill="F5F5F5" w:val="clear"/>
+        <w:spacing w:after="0" w:line="240"/>
+        <w:ind w:left="120" w:right="120"/>
+      </w:pPr>
+      <w:r>
+        <w:rPr>
+          <w:rFonts w:ascii="Consolas" w:cs="Consolas" w:eastAsia="Consolas" w:hAnsi="Consolas"/>
+          <w:color w:val="202122"/>
+          <w:sz w:val="16"/>
+          <w:szCs w:val="16"/>
+        </w:rPr>
+        <w:t xml:space="preserve">logs echecs      # a) mots de passe ratés, par compte (PostgreSQL)</w:t>
+      </w:r>
+    </w:p>
+    <w:p>
+      <w:pPr>
+        <w:pBdr>
+          <w:left w:val="single" w:color="5B5B79" w:sz="12" w:space="6"/>
+        </w:pBdr>
+        <w:shd w:fill="F5F5F5" w:val="clear"/>
+        <w:spacing w:after="0" w:line="240"/>
+        <w:ind w:left="120" w:right="120"/>
+      </w:pPr>
+      <w:r>
+        <w:rPr>
+          <w:rFonts w:ascii="Consolas" w:cs="Consolas" w:eastAsia="Consolas" w:hAnsi="Consolas"/>
+          <w:color w:val="202122"/>
+          <w:sz w:val="16"/>
+          <w:szCs w:val="16"/>
+        </w:rPr>
+        <w:t xml:space="preserve">logs audit       # b) lectures de tables sensibles (PostgreSQL, heure de Paris)</w:t>
+      </w:r>
+    </w:p>
+    <w:p>
+      <w:pPr>
+        <w:pBdr>
+          <w:left w:val="single" w:color="5B5B79" w:sz="12" w:space="6"/>
+        </w:pBdr>
+        <w:shd w:fill="F5F5F5" w:val="clear"/>
+        <w:spacing w:after="0" w:line="240"/>
+        <w:ind w:left="120" w:right="120"/>
+      </w:pPr>
+      <w:r>
+        <w:rPr>
+          <w:rFonts w:ascii="Consolas" w:cs="Consolas" w:eastAsia="Consolas" w:hAnsi="Consolas"/>
+          <w:color w:val="202122"/>
+          <w:sz w:val="16"/>
+          <w:szCs w:val="16"/>
+        </w:rPr>
+        <w:t xml:space="preserve">logs minio       # c) accès refusés sur le stockage (MinIO, heure UTC)</w:t>
+      </w:r>
+    </w:p>
+    <w:p>
+      <w:pPr>
+        <w:pBdr>
+          <w:left w:val="single" w:color="5B5B79" w:sz="12" w:space="6"/>
+        </w:pBdr>
+        <w:shd w:fill="F5F5F5" w:val="clear"/>
+        <w:spacing w:after="160" w:line="240"/>
+        <w:ind w:left="120" w:right="120"/>
+      </w:pPr>
+      <w:r>
+        <w:rPr>
+          <w:rFonts w:ascii="Consolas" w:cs="Consolas" w:eastAsia="Consolas" w:hAnsi="Consolas"/>
+          <w:color w:val="202122"/>
+          <w:sz w:val="16"/>
+          <w:szCs w:val="16"/>
+        </w:rPr>
+        <w:t xml:space="preserve">logs vault       # d) demandes refusées par le coffre (Vault, heure UTC)</w:t>
+      </w:r>
+    </w:p>
+    <w:p>
+      <w:pPr>
+        <w:spacing w:after="120" w:line="276"/>
+        <w:rPr>
+          <w:color w:val="202122"/>
+          <w:sz w:val="21"/>
+          <w:szCs w:val="21"/>
+        </w:rPr>
+      </w:pPr>
+      <w:r>
+        <w:rPr>
+          <w:color w:val="202122"/>
+          <w:sz w:val="21"/>
+          <w:szCs w:val="21"/>
+        </w:rPr>
+        <w:t xml:space="preserve">✅ </w:t>
+      </w:r>
+      <w:r>
+        <w:rPr>
+          <w:b/>
+          <w:bCs/>
+          <w:color w:val="202122"/>
+          <w:sz w:val="21"/>
+          <w:szCs w:val="21"/>
+        </w:rPr>
+        <w:t xml:space="preserve">Vérifier :</w:t>
+      </w:r>
+      <w:r>
+        <w:rPr>
+          <w:color w:val="202122"/>
+          <w:sz w:val="21"/>
+          <w:szCs w:val="21"/>
+        </w:rPr>
+        <w:t xml:space="preserve"> Au moins 6 événements dans la chronologie, dans le bon ordre (tout converti en UTC : PostgreSQL écrit l'heure de Paris).</w:t>
+      </w:r>
+    </w:p>
+    <w:p>
+      <w:pPr>
+        <w:pStyle w:val="Heading2"/>
+        <w:keepNext/>
+        <w:spacing w:after="100" w:before="220"/>
+      </w:pPr>
+      <w:r>
+        <w:rPr>
+          <w:rFonts w:ascii="Georgia" w:cs="Georgia" w:eastAsia="Georgia" w:hAnsi="Georgia"/>
+          <w:b/>
+          <w:bCs/>
+          <w:color w:val="44445A"/>
+          <w:sz w:val="24"/>
+          <w:szCs w:val="24"/>
+        </w:rPr>
+        <w:t xml:space="preserve">Étape 5 — Détecter automatiquement</w:t>
+      </w:r>
+    </w:p>
+    <w:p>
+      <w:pPr>
+        <w:spacing w:after="120" w:line="276"/>
+        <w:rPr>
+          <w:color w:val="202122"/>
+          <w:sz w:val="21"/>
+          <w:szCs w:val="21"/>
+        </w:rPr>
+      </w:pPr>
+      <w:r>
+        <w:rPr>
+          <w:i/>
+          <w:iCs/>
+          <w:color w:val="202122"/>
+          <w:sz w:val="21"/>
+          <w:szCs w:val="21"/>
+        </w:rPr>
+        <w:t xml:space="preserve">Samira</w:t>
+      </w:r>
+    </w:p>
+    <w:p>
+      <w:pPr>
+        <w:pBdr>
+          <w:left w:val="single" w:color="5B5B79" w:sz="18" w:space="8"/>
+        </w:pBdr>
+        <w:shd w:fill="F5F5F5" w:val="clear"/>
+        <w:spacing w:after="160" w:before="80" w:line="276"/>
+        <w:ind w:left="160" w:right="160"/>
+      </w:pPr>
+      <w:r>
+        <w:rPr>
+          <w:i/>
+          <w:iCs/>
+          <w:color w:val="44445A"/>
+        </w:rPr>
+        <w:t xml:space="preserve">🎯 On ne peut pas lire des millions de lignes à la main : on écrit des règles qui lèvent des alertes.</w:t>
+      </w:r>
+    </w:p>
+    <w:p>
+      <w:pPr>
+        <w:pBdr>
+          <w:left w:val="single" w:color="5B5B79" w:sz="12" w:space="6"/>
+        </w:pBdr>
+        <w:shd w:fill="F5F5F5" w:val="clear"/>
+        <w:spacing w:after="160" w:line="240"/>
+        <w:ind w:left="120" w:right="120"/>
+      </w:pPr>
+      <w:r>
+        <w:rPr>
+          <w:rFonts w:ascii="Consolas" w:cs="Consolas" w:eastAsia="Consolas" w:hAnsi="Consolas"/>
+          <w:color w:val="202122"/>
+          <w:sz w:val="16"/>
+          <w:szCs w:val="16"/>
+        </w:rPr>
+        <w:t xml:space="preserve">python3 /lab/scripts/detect.py</w:t>
+      </w:r>
+    </w:p>
+    <w:p>
+      <w:pPr>
+        <w:spacing w:after="120" w:line="276"/>
+        <w:rPr>
+          <w:color w:val="202122"/>
+          <w:sz w:val="21"/>
+          <w:szCs w:val="21"/>
+        </w:rPr>
+      </w:pPr>
+      <w:r>
+        <w:rPr>
+          <w:color w:val="202122"/>
+          <w:sz w:val="21"/>
+          <w:szCs w:val="21"/>
+        </w:rPr>
+        <w:t xml:space="preserve">✅ </w:t>
+      </w:r>
+      <w:r>
+        <w:rPr>
+          <w:b/>
+          <w:bCs/>
+          <w:color w:val="202122"/>
+          <w:sz w:val="21"/>
+          <w:szCs w:val="21"/>
+        </w:rPr>
+        <w:t xml:space="preserve">Vérifier :</w:t>
+      </w:r>
+      <w:r>
+        <w:rPr>
+          <w:color w:val="202122"/>
+          <w:sz w:val="21"/>
+          <w:szCs w:val="21"/>
+        </w:rPr>
+        <w:t xml:space="preserve"> Des alertes CRITIQUE, HAUTE et MOYENNE s'affichent. Comparez-les à votre chronologie.</w:t>
+      </w:r>
+    </w:p>
+    <w:p>
+      <w:pPr>
+        <w:pStyle w:val="Heading2"/>
+        <w:keepNext/>
+        <w:spacing w:after="100" w:before="220"/>
+      </w:pPr>
+      <w:r>
+        <w:rPr>
+          <w:rFonts w:ascii="Georgia" w:cs="Georgia" w:eastAsia="Georgia" w:hAnsi="Georgia"/>
+          <w:b/>
+          <w:bCs/>
+          <w:color w:val="44445A"/>
+          <w:sz w:val="24"/>
+          <w:szCs w:val="24"/>
+        </w:rPr>
+        <w:t xml:space="preserve">Étape 6 — Sceller les preuves</w:t>
+      </w:r>
+    </w:p>
+    <w:p>
+      <w:pPr>
+        <w:spacing w:after="120" w:line="276"/>
+        <w:rPr>
+          <w:color w:val="202122"/>
+          <w:sz w:val="21"/>
+          <w:szCs w:val="21"/>
+        </w:rPr>
+      </w:pPr>
+      <w:r>
+        <w:rPr>
+          <w:i/>
+          <w:iCs/>
+          <w:color w:val="202122"/>
+          <w:sz w:val="21"/>
+          <w:szCs w:val="21"/>
+        </w:rPr>
+        <w:t xml:space="preserve">Samira → Claire</w:t>
+      </w:r>
+    </w:p>
+    <w:p>
+      <w:pPr>
+        <w:pBdr>
+          <w:left w:val="single" w:color="5B5B79" w:sz="18" w:space="8"/>
+        </w:pBdr>
+        <w:shd w:fill="F5F5F5" w:val="clear"/>
+        <w:spacing w:after="160" w:before="80" w:line="276"/>
+        <w:ind w:left="160" w:right="160"/>
+      </w:pPr>
+      <w:r>
+        <w:rPr>
+          <w:i/>
+          <w:iCs/>
+          <w:color w:val="44445A"/>
+        </w:rPr>
+        <w:t xml:space="preserve">🎯 Si l'affaire va plus loin (licenciement, plainte, CNIL), il faudra prouver que les journaux n'ont pas été modifiés.</w:t>
+      </w:r>
+    </w:p>
+    <w:p>
+      <w:pPr>
+        <w:pBdr>
+          <w:left w:val="single" w:color="5B5B79" w:sz="12" w:space="6"/>
+        </w:pBdr>
+        <w:shd w:fill="F5F5F5" w:val="clear"/>
+        <w:spacing w:after="0" w:line="240"/>
+        <w:ind w:left="120" w:right="120"/>
+      </w:pPr>
+      <w:r>
+        <w:rPr>
+          <w:rFonts w:ascii="Consolas" w:cs="Consolas" w:eastAsia="Consolas" w:hAnsi="Consolas"/>
+          <w:color w:val="202122"/>
+          <w:sz w:val="16"/>
+          <w:szCs w:val="16"/>
+        </w:rPr>
+        <w:t xml:space="preserve">/lab/scripts/seal-logs.sh                          # 2e archive, reliée à la 1re</w:t>
+      </w:r>
+    </w:p>
+    <w:p>
+      <w:pPr>
+        <w:pBdr>
+          <w:left w:val="single" w:color="5B5B79" w:sz="12" w:space="6"/>
+        </w:pBdr>
+        <w:shd w:fill="F5F5F5" w:val="clear"/>
+        <w:spacing w:after="0" w:line="240"/>
+        <w:ind w:left="120" w:right="120"/>
+      </w:pPr>
+      <w:r>
+        <w:rPr>
+          <w:rFonts w:ascii="Consolas" w:cs="Consolas" w:eastAsia="Consolas" w:hAnsi="Consolas"/>
+          <w:color w:val="202122"/>
+          <w:sz w:val="16"/>
+          <w:szCs w:val="16"/>
+        </w:rPr>
+        <w:t xml:space="preserve">cd /lab/work/scelles &amp;&amp; sha256sum -c *.sha256      # chaque archive est intacte ? (OK)</w:t>
+      </w:r>
+    </w:p>
+    <w:p>
+      <w:pPr>
+        <w:pBdr>
+          <w:left w:val="single" w:color="5B5B79" w:sz="12" w:space="6"/>
+        </w:pBdr>
+        <w:shd w:fill="F5F5F5" w:val="clear"/>
+        <w:spacing w:after="160" w:line="240"/>
+        <w:ind w:left="120" w:right="120"/>
+      </w:pPr>
+      <w:r>
+        <w:rPr>
+          <w:rFonts w:ascii="Consolas" w:cs="Consolas" w:eastAsia="Consolas" w:hAnsi="Consolas"/>
+          <w:color w:val="202122"/>
+          <w:sz w:val="16"/>
+          <w:szCs w:val="16"/>
+        </w:rPr>
+        <w:t xml:space="preserve">cat /lab/work/scelles/chaine.txt                   # la chaîne des empreintes</w:t>
+      </w:r>
+    </w:p>
+    <w:p>
+      <w:pPr>
+        <w:spacing w:after="120" w:line="276"/>
+        <w:rPr>
+          <w:color w:val="202122"/>
+          <w:sz w:val="21"/>
+          <w:szCs w:val="21"/>
+        </w:rPr>
+      </w:pPr>
+      <w:r>
+        <w:rPr>
+          <w:color w:val="202122"/>
+          <w:sz w:val="21"/>
+          <w:szCs w:val="21"/>
+        </w:rPr>
+        <w:t xml:space="preserve">✅ </w:t>
+      </w:r>
+      <w:r>
+        <w:rPr>
+          <w:b/>
+          <w:bCs/>
+          <w:color w:val="202122"/>
+          <w:sz w:val="21"/>
+          <w:szCs w:val="21"/>
+        </w:rPr>
+        <w:t xml:space="preserve">Vérifier :</w:t>
+      </w:r>
+      <w:r>
+        <w:rPr>
+          <w:color w:val="202122"/>
+          <w:sz w:val="21"/>
+          <w:szCs w:val="21"/>
+        </w:rPr>
+        <w:t xml:space="preserve"> Chaque archive affiche OK, et chaine.txt contient 2 lignes.</w:t>
+      </w:r>
+    </w:p>
+    <w:p>
+      <w:pPr>
+        <w:pStyle w:val="Heading1"/>
+        <w:keepNext/>
+        <w:spacing w:after="140" w:before="320"/>
+      </w:pPr>
+      <w:r>
+        <w:rPr>
+          <w:rFonts w:ascii="Georgia" w:cs="Georgia" w:eastAsia="Georgia" w:hAnsi="Georgia"/>
+          <w:b/>
+          <w:bCs/>
+          <w:color w:val="5B5B79"/>
+          <w:sz w:val="30"/>
+          <w:szCs w:val="30"/>
+        </w:rPr>
+        <w:t xml:space="preserve">5. Questions de compréhension</w:t>
+      </w:r>
+    </w:p>
+    <w:p>
+      <w:pPr>
+        <w:pStyle w:val="ListParagraph"/>
+        <w:numPr>
+          <w:ilvl w:val="0"/>
+          <w:numId w:val="3"/>
+        </w:numPr>
+        <w:spacing w:after="80" w:line="276"/>
+      </w:pPr>
+      <w:r>
+        <w:rPr>
+          <w:color w:val="202122"/>
+          <w:sz w:val="21"/>
+          <w:szCs w:val="21"/>
+        </w:rPr>
+        <w:t xml:space="preserve">Pourquoi ne journalise-t-on </w:t>
+      </w:r>
+      <w:r>
+        <w:rPr>
+          <w:b/>
+          <w:bCs/>
+          <w:color w:val="202122"/>
+          <w:sz w:val="21"/>
+          <w:szCs w:val="21"/>
+        </w:rPr>
+        <w:t xml:space="preserve">pas</w:t>
+      </w:r>
+      <w:r>
+        <w:rPr>
+          <w:color w:val="202122"/>
+          <w:sz w:val="21"/>
+          <w:szCs w:val="21"/>
+        </w:rPr>
+        <w:t xml:space="preserve"> toutes les requêtes (</w:t>
+      </w:r>
+      <w:r>
+        <w:rPr>
+          <w:rFonts w:ascii="Consolas" w:cs="Consolas" w:eastAsia="Consolas" w:hAnsi="Consolas"/>
+          <w:color w:val="44445A"/>
+          <w:sz w:val="19"/>
+          <w:szCs w:val="19"/>
+          <w:shd w:fill="EEEEEE" w:val="clear"/>
+        </w:rPr>
+        <w:t xml:space="preserve">pgaudit.log = 'all'</w:t>
+      </w:r>
+      <w:r>
+        <w:rPr>
+          <w:color w:val="202122"/>
+          <w:sz w:val="21"/>
+          <w:szCs w:val="21"/>
+        </w:rPr>
+        <w:t xml:space="preserve">) ? Donnez deux raisons.</w:t>
+      </w:r>
+    </w:p>
+    <w:p>
+      <w:pPr>
+        <w:pStyle w:val="ListParagraph"/>
+        <w:numPr>
+          <w:ilvl w:val="0"/>
+          <w:numId w:val="3"/>
+        </w:numPr>
+        <w:spacing w:after="80" w:line="276"/>
+      </w:pPr>
+      <w:r>
+        <w:rPr>
+          <w:color w:val="202122"/>
+          <w:sz w:val="21"/>
+          <w:szCs w:val="21"/>
+        </w:rPr>
+        <w:t xml:space="preserve">Dans votre chronologie, pourquoi l'heure de Paris et l'heure UTC posent-elles problème ? Quelle est la solution ?</w:t>
+      </w:r>
+    </w:p>
+    <w:p>
+      <w:pPr>
+        <w:pStyle w:val="ListParagraph"/>
+        <w:numPr>
+          <w:ilvl w:val="0"/>
+          <w:numId w:val="3"/>
+        </w:numPr>
+        <w:spacing w:after="80" w:line="276"/>
+      </w:pPr>
+      <w:r>
+        <w:rPr>
+          <w:color w:val="202122"/>
+          <w:sz w:val="21"/>
+          <w:szCs w:val="21"/>
+        </w:rPr>
+        <w:t xml:space="preserve">À l'étape 2, le compte </w:t>
+      </w:r>
+      <w:r>
+        <w:rPr>
+          <w:b/>
+          <w:bCs/>
+          <w:color w:val="202122"/>
+          <w:sz w:val="21"/>
+          <w:szCs w:val="21"/>
+        </w:rPr>
+        <w:t xml:space="preserve">root</w:t>
+      </w:r>
+      <w:r>
+        <w:rPr>
+          <w:color w:val="202122"/>
+          <w:sz w:val="21"/>
+          <w:szCs w:val="21"/>
+        </w:rPr>
+        <w:t xml:space="preserve"> de MinIO pourrait-il quand même effacer la preuve ? (indice : mode GOVERNANCE ou COMPLIANCE)</w:t>
+      </w:r>
+    </w:p>
+    <w:p>
+      <w:pPr>
+        <w:pStyle w:val="ListParagraph"/>
+        <w:numPr>
+          <w:ilvl w:val="0"/>
+          <w:numId w:val="3"/>
+        </w:numPr>
+        <w:spacing w:after="80" w:line="276"/>
+      </w:pPr>
+      <w:r>
+        <w:rPr>
+          <w:color w:val="202122"/>
+          <w:sz w:val="21"/>
+          <w:szCs w:val="21"/>
+        </w:rPr>
+        <w:t xml:space="preserve">Parmi les alertes de </w:t>
+      </w:r>
+      <w:r>
+        <w:rPr>
+          <w:rFonts w:ascii="Consolas" w:cs="Consolas" w:eastAsia="Consolas" w:hAnsi="Consolas"/>
+          <w:color w:val="44445A"/>
+          <w:sz w:val="19"/>
+          <w:szCs w:val="19"/>
+          <w:shd w:fill="EEEEEE" w:val="clear"/>
+        </w:rPr>
+        <w:t xml:space="preserve">detect.py</w:t>
+      </w:r>
+      <w:r>
+        <w:rPr>
+          <w:color w:val="202122"/>
+          <w:sz w:val="21"/>
+          <w:szCs w:val="21"/>
+        </w:rPr>
+        <w:t xml:space="preserve">, laquelle est </w:t>
+      </w:r>
+      <w:r>
+        <w:rPr>
+          <w:b/>
+          <w:bCs/>
+          <w:color w:val="202122"/>
+          <w:sz w:val="21"/>
+          <w:szCs w:val="21"/>
+        </w:rPr>
+        <w:t xml:space="preserve">la plus grave</w:t>
+      </w:r>
+      <w:r>
+        <w:rPr>
+          <w:color w:val="202122"/>
+          <w:sz w:val="21"/>
+          <w:szCs w:val="21"/>
+        </w:rPr>
+        <w:t xml:space="preserve"> selon vous, et pourquoi ?</w:t>
+      </w:r>
+    </w:p>
+    <w:p>
+      <w:pPr>
+        <w:pStyle w:val="Heading1"/>
+        <w:keepNext/>
+        <w:spacing w:after="140" w:before="320"/>
+      </w:pPr>
+      <w:r>
+        <w:rPr>
+          <w:rFonts w:ascii="Georgia" w:cs="Georgia" w:eastAsia="Georgia" w:hAnsi="Georgia"/>
+          <w:b/>
+          <w:bCs/>
+          <w:color w:val="5B5B79"/>
+          <w:sz w:val="30"/>
+          <w:szCs w:val="30"/>
+        </w:rPr>
+        <w:t xml:space="preserve">6. Volet GRC : qualifier un incident</w:t>
+      </w:r>
+    </w:p>
+    <w:p>
+      <w:pPr>
+        <w:pStyle w:val="Heading2"/>
+        <w:keepNext/>
+        <w:spacing w:after="100" w:before="220"/>
+      </w:pPr>
+      <w:r>
+        <w:rPr>
+          <w:rFonts w:ascii="Georgia" w:cs="Georgia" w:eastAsia="Georgia" w:hAnsi="Georgia"/>
+          <w:b/>
+          <w:bCs/>
+          <w:color w:val="44445A"/>
+          <w:sz w:val="24"/>
+          <w:szCs w:val="24"/>
+        </w:rPr>
+        <w:t xml:space="preserve">6.1 Le framework : la méthode en 4 étapes, appliquée à un incident</w:t>
+      </w:r>
+    </w:p>
+    <w:p>
+      <w:pPr>
+        <w:spacing w:after="120" w:line="276"/>
+        <w:rPr>
+          <w:color w:val="202122"/>
+          <w:sz w:val="21"/>
+          <w:szCs w:val="21"/>
+        </w:rPr>
+      </w:pPr>
+      <w:r>
+        <w:rPr>
+          <w:color w:val="202122"/>
+          <w:sz w:val="21"/>
+          <w:szCs w:val="21"/>
+        </w:rPr>
+        <w:t xml:space="preserve">On reprend la même méthode que dans les TP1 et TP2. Ici, l'objet analysé est un </w:t>
+      </w:r>
+      <w:r>
+        <w:rPr>
+          <w:b/>
+          <w:bCs/>
+          <w:color w:val="202122"/>
+          <w:sz w:val="21"/>
+          <w:szCs w:val="21"/>
+        </w:rPr>
+        <w:t xml:space="preserve">événement de sécurité</w:t>
+      </w:r>
+      <w:r>
+        <w:rPr>
+          <w:color w:val="202122"/>
+          <w:sz w:val="21"/>
+          <w:szCs w:val="21"/>
+        </w:rPr>
+        <w:t xml:space="preserve"> : est-ce une violation de données au sens du RGPD, et que doit-on faire ?</w:t>
+      </w:r>
+    </w:p>
+    <w:p>
+      <w:pPr>
+        <w:keepNext/>
+        <w:spacing w:after="40" w:before="120"/>
+        <w:jc w:val="center"/>
+      </w:pPr>
+      <w:r>
+        <w:drawing>
+          <wp:inline distT="0" distB="0" distL="0" distR="0">
+            <wp:extent cx="5905500" cy="2019300"/>
+            <wp:effectExtent t="0" r="0" b="0" l="0"/>
+            <wp:docPr id="3" name="fig_grc_methode.png" descr="La méthode GRC en 4 étapes" title="La méthode GRC en 4 étapes"/>
+            <wp:cNvGraphicFramePr>
+              <a:graphicFrameLocks xmlns:a="http://schemas.openxmlformats.org/drawingml/2006/main" noChangeAspect="1"/>
+            </wp:cNvGraphicFramePr>
+            <a:graphic xmlns:a="http://schemas.openxmlformats.org/drawingml/2006/main">
+              <a:graphicData uri="http://schemas.openxmlformats.org/drawingml/2006/picture">
+                <pic:pic xmlns:pic="http://schemas.openxmlformats.org/drawingml/2006/picture">
+                  <pic:nvPicPr>
+                    <pic:cNvPr id="0" name="" descr=""/>
+                    <pic:cNvPicPr>
+                      <a:picLocks noChangeAspect="1" noChangeArrowheads="1"/>
+                    </pic:cNvPicPr>
+                  </pic:nvPicPr>
+                  <pic:blipFill>
+                    <a:blip r:embed="rId11" cstate="none"/>
+                    <a:srcRect/>
+                    <a:stretch>
+                      <a:fillRect/>
+                    </a:stretch>
+                  </pic:blipFill>
+                  <pic:spPr bwMode="auto">
+                    <a:xfrm>
+                      <a:off x="0" y="0"/>
                       <a:ext cx="5905500" cy="2019300"/>
                     </a:xfrm>
                     <a:prstGeom prst="rect">
@@ -4163,7 +4348,7 @@
       </w:tr>
       <w:tr>
         <w:trPr>
-          <w:tblHeader w:val="false"/>
+          <w:tblHeader w:val="off"/>
         </w:trPr>
         <w:tc>
           <w:tcPr>
@@ -4258,7 +4443,7 @@
       </w:tr>
       <w:tr>
         <w:trPr>
-          <w:tblHeader w:val="false"/>
+          <w:tblHeader w:val="off"/>
         </w:trPr>
         <w:tc>
           <w:tcPr>
@@ -4397,7 +4582,7 @@
       </w:tr>
       <w:tr>
         <w:trPr>
-          <w:tblHeader w:val="false"/>
+          <w:tblHeader w:val="off"/>
         </w:trPr>
         <w:tc>
           <w:tcPr>
@@ -4492,7 +4677,7 @@
       </w:tr>
       <w:tr>
         <w:trPr>
-          <w:tblHeader w:val="false"/>
+          <w:tblHeader w:val="off"/>
         </w:trPr>
         <w:tc>
           <w:tcPr>
@@ -4602,7 +4787,7 @@
           <wp:inline distT="0" distB="0" distL="0" distR="0">
             <wp:extent cx="5905500" cy="3362325"/>
             <wp:effectExtent t="0" r="0" b="0" l="0"/>
-            <wp:docPr id="1" name="fig_tp3_arbre_violation.png" descr="Arbre de décision : faut-il notifier la CNIL et informer les personnes ?" title="Arbre de décision : faut-il notifier la CNIL et informer les personnes ?"/>
+            <wp:docPr id="4" name="fig_tp3_arbre_violation.png" descr="Arbre de décision : faut-il notifier la CNIL et informer les personnes ?" title="Arbre de décision : faut-il notifier la CNIL et informer les personnes ?"/>
             <wp:cNvGraphicFramePr>
               <a:graphicFrameLocks xmlns:a="http://schemas.openxmlformats.org/drawingml/2006/main" noChangeAspect="1"/>
             </wp:cNvGraphicFramePr>
@@ -4616,7 +4801,7 @@
                     </pic:cNvPicPr>
                   </pic:nvPicPr>
                   <pic:blipFill>
-                    <a:blip r:embed="rId11" cstate="none"/>
+                    <a:blip r:embed="rId10" cstate="none"/>
                     <a:srcRect/>
                     <a:stretch>
                       <a:fillRect/>
@@ -4830,7 +5015,7 @@
       </w:tr>
       <w:tr>
         <w:trPr>
-          <w:tblHeader w:val="false"/>
+          <w:tblHeader w:val="off"/>
         </w:trPr>
         <w:tc>
           <w:tcPr>
@@ -4959,7 +5144,7 @@
       </w:tr>
       <w:tr>
         <w:trPr>
-          <w:tblHeader w:val="false"/>
+          <w:tblHeader w:val="off"/>
         </w:trPr>
         <w:tc>
           <w:tcPr>
@@ -5090,7 +5275,7 @@
       </w:tr>
       <w:tr>
         <w:trPr>
-          <w:tblHeader w:val="false"/>
+          <w:tblHeader w:val="off"/>
         </w:trPr>
         <w:tc>
           <w:tcPr>
@@ -5177,7 +5362,7 @@
       </w:tr>
       <w:tr>
         <w:trPr>
-          <w:tblHeader w:val="false"/>
+          <w:tblHeader w:val="off"/>
         </w:trPr>
         <w:tc>
           <w:tcPr>
@@ -5588,7 +5773,7 @@
       </w:tr>
       <w:tr>
         <w:trPr>
-          <w:tblHeader w:val="false"/>
+          <w:tblHeader w:val="off"/>
         </w:trPr>
         <w:tc>
           <w:tcPr>
@@ -5653,7 +5838,7 @@
       </w:tr>
       <w:tr>
         <w:trPr>
-          <w:tblHeader w:val="false"/>
+          <w:tblHeader w:val="off"/>
         </w:trPr>
         <w:tc>
           <w:tcPr>
@@ -5718,7 +5903,7 @@
       </w:tr>
       <w:tr>
         <w:trPr>
-          <w:tblHeader w:val="false"/>
+          <w:tblHeader w:val="off"/>
         </w:trPr>
         <w:tc>
           <w:tcPr>
@@ -5783,7 +5968,7 @@
       </w:tr>
       <w:tr>
         <w:trPr>
-          <w:tblHeader w:val="false"/>
+          <w:tblHeader w:val="off"/>
         </w:trPr>
         <w:tc>
           <w:tcPr>
@@ -5853,8 +6038,8 @@
       </w:pPr>
     </w:p>
     <w:sectPr>
-      <w:headerReference w:type="default" r:id="rId7"/>
-      <w:footerReference w:type="default" r:id="rId8"/>
+      <w:headerReference w:type="default" r:id="rId6"/>
+      <w:footerReference w:type="default" r:id="rId7"/>
       <w:pgSz w:w="11906" w:h="16838" w:orient="portrait"/>
       <w:pgMar w:top="1134" w:right="1134" w:bottom="1134" w:left="1134" w:header="708" w:footer="708" w:gutter="0"/>
       <w:pgNumType/>
@@ -5862,10 +6047,6 @@
     </w:sectPr>
   </w:body>
 </w:document>
-</file>
-
-<file path=word/comments.xml><?xml version="1.0" encoding="utf-8"?>
-<w:comments xmlns:cx="http://schemas.microsoft.com/office/drawing/2014/chartex" xmlns:cx1="http://schemas.microsoft.com/office/drawing/2015/9/8/chartex" xmlns:cx2="http://schemas.microsoft.com/office/drawing/2015/10/21/chartex" xmlns:cx3="http://schemas.microsoft.com/office/drawing/2016/5/9/chartex" xmlns:cx4="http://schemas.microsoft.com/office/drawing/2016/5/10/chartex" xmlns:cx5="http://schemas.microsoft.com/office/drawing/2016/5/11/chartex" xmlns:cx6="http://schemas.microsoft.com/office/drawing/2016/5/12/chartex" xmlns:cx7="http://schemas.microsoft.com/office/drawing/2016/5/13/chartex" xmlns:cx8="http://schemas.microsoft.com/office/drawing/2016/5/14/chartex" xmlns:mc="http://schemas.openxmlformats.org/markup-compatibility/2006" xmlns:aink="http://schemas.microsoft.com/office/drawing/2016/ink" xmlns:am3d="http://schemas.microsoft.com/office/drawing/2017/model3d" xmlns:o="urn:schemas-microsoft-com:office:office" xmlns:r="http://schemas.openxmlformats.org/officeDocument/2006/relationships" xmlns:m="http://schemas.openxmlformats.org/officeDocument/2006/math" xmlns:v="urn:schemas-microsoft-com:vml" xmlns:wp14="http://schemas.microsoft.com/office/word/2010/wordprocessingDrawing" xmlns:wp="http://schemas.openxmlformats.org/drawingml/2006/wordprocessingDrawing" xmlns:w10="urn:schemas-microsoft-com:office:word" xmlns:w="http://schemas.openxmlformats.org/wordprocessingml/2006/main" xmlns:w14="http://schemas.microsoft.com/office/word/2010/wordml" xmlns:w15="http://schemas.microsoft.com/office/word/2012/wordml" xmlns:w16cex="http://schemas.microsoft.com/office/word/2018/wordml/cex" xmlns:w16cid="http://schemas.microsoft.com/office/word/2016/wordml/cid" xmlns:w16="http://schemas.microsoft.com/office/word/2018/wordml" xmlns:w16sdtdh="http://schemas.microsoft.com/office/word/2020/wordml/sdtdatahash" xmlns:w16se="http://schemas.microsoft.com/office/word/2015/wordml/symex" xmlns:wpg="http://schemas.microsoft.com/office/word/2010/wordprocessingGroup" xmlns:wpi="http://schemas.microsoft.com/office/word/2010/wordprocessingInk" xmlns:wne="http://schemas.microsoft.com/office/word/2006/wordml" xmlns:wps="http://schemas.microsoft.com/office/word/2010/wordprocessingShape"/>
 </file>
 
 <file path=word/endnotes.xml><?xml version="1.0" encoding="utf-8"?>
@@ -6015,7 +6196,7 @@
 <w:numbering xmlns:wpc="http://schemas.microsoft.com/office/word/2010/wordprocessingCanvas" xmlns:mc="http://schemas.openxmlformats.org/markup-compatibility/2006" xmlns:o="urn:schemas-microsoft-com:office:office" xmlns:r="http://schemas.openxmlformats.org/officeDocument/2006/relationships" xmlns:m="http://schemas.openxmlformats.org/officeDocument/2006/math" xmlns:v="urn:schemas-microsoft-com:vml" xmlns:wp14="http://schemas.microsoft.com/office/word/2010/wordprocessingDrawing" xmlns:wp="http://schemas.openxmlformats.org/drawingml/2006/wordprocessingDrawing" xmlns:w10="urn:schemas-microsoft-com:office:word" xmlns:w="http://schemas.openxmlformats.org/wordprocessingml/2006/main" xmlns:w14="http://schemas.microsoft.com/office/word/2010/wordml" xmlns:w15="http://schemas.microsoft.com/office/word/2012/wordml" xmlns:wpg="http://schemas.microsoft.com/office/word/2010/wordprocessingGroup" xmlns:wpi="http://schemas.microsoft.com/office/word/2010/wordprocessingInk" xmlns:wne="http://schemas.microsoft.com/office/word/2006/wordml" xmlns:wps="http://schemas.microsoft.com/office/word/2010/wordprocessingShape" mc:Ignorable="w14 w15 wp14">
   <w:abstractNum w:abstractNumId="1" w15:restartNumberingAfterBreak="0">
     <w:multiLevelType w:val="hybridMultilevel"/>
-    <w:lvl w:ilvl="0" w15:tentative="1">
+    <w:lvl w:ilvl="0" w:tentative="1">
       <w:start w:val="1"/>
       <w:numFmt w:val="bullet"/>
       <w:lvlText w:val="●"/>
@@ -6024,7 +6205,7 @@
         <w:ind w:left="720" w:hanging="360"/>
       </w:pPr>
     </w:lvl>
-    <w:lvl w:ilvl="1" w15:tentative="1">
+    <w:lvl w:ilvl="1" w:tentative="1">
       <w:start w:val="1"/>
       <w:numFmt w:val="bullet"/>
       <w:lvlText w:val="○"/>
@@ -6033,7 +6214,7 @@
         <w:ind w:left="1440" w:hanging="360"/>
       </w:pPr>
     </w:lvl>
-    <w:lvl w:ilvl="2" w15:tentative="1">
+    <w:lvl w:ilvl="2" w:tentative="1">
       <w:start w:val="1"/>
       <w:numFmt w:val="bullet"/>
       <w:lvlText w:val="■"/>
@@ -6042,7 +6223,7 @@
         <w:ind w:left="2160" w:hanging="360"/>
       </w:pPr>
     </w:lvl>
-    <w:lvl w:ilvl="3" w15:tentative="1">
+    <w:lvl w:ilvl="3" w:tentative="1">
       <w:start w:val="1"/>
       <w:numFmt w:val="bullet"/>
       <w:lvlText w:val="●"/>
@@ -6051,7 +6232,7 @@
         <w:ind w:left="2880" w:hanging="360"/>
       </w:pPr>
     </w:lvl>
-    <w:lvl w:ilvl="4" w15:tentative="1">
+    <w:lvl w:ilvl="4" w:tentative="1">
       <w:start w:val="1"/>
       <w:numFmt w:val="bullet"/>
       <w:lvlText w:val="○"/>
@@ -6060,7 +6241,7 @@
         <w:ind w:left="3600" w:hanging="360"/>
       </w:pPr>
     </w:lvl>
-    <w:lvl w:ilvl="5" w15:tentative="1">
+    <w:lvl w:ilvl="5" w:tentative="1">
       <w:start w:val="1"/>
       <w:numFmt w:val="bullet"/>
       <w:lvlText w:val="■"/>
@@ -6069,7 +6250,7 @@
         <w:ind w:left="4320" w:hanging="360"/>
       </w:pPr>
     </w:lvl>
-    <w:lvl w:ilvl="6" w15:tentative="1">
+    <w:lvl w:ilvl="6" w:tentative="1">
       <w:start w:val="1"/>
       <w:numFmt w:val="bullet"/>
       <w:lvlText w:val="●"/>
@@ -6078,7 +6259,7 @@
         <w:ind w:left="5040" w:hanging="360"/>
       </w:pPr>
     </w:lvl>
-    <w:lvl w:ilvl="7" w15:tentative="1">
+    <w:lvl w:ilvl="7" w:tentative="1">
       <w:start w:val="1"/>
       <w:numFmt w:val="bullet"/>
       <w:lvlText w:val="●"/>
@@ -6087,7 +6268,7 @@
         <w:ind w:left="5760" w:hanging="360"/>
       </w:pPr>
     </w:lvl>
-    <w:lvl w:ilvl="8" w15:tentative="1">
+    <w:lvl w:ilvl="8" w:tentative="1">
       <w:start w:val="1"/>
       <w:numFmt w:val="bullet"/>
       <w:lvlText w:val="●"/>
@@ -6099,7 +6280,7 @@
   </w:abstractNum>
   <w:abstractNum w:abstractNumId="2" w15:restartNumberingAfterBreak="0">
     <w:multiLevelType w:val="hybridMultilevel"/>
-    <w:lvl w:ilvl="0" w15:tentative="1">
+    <w:lvl w:ilvl="0" w:tentative="1">
       <w:start w:val="1"/>
       <w:numFmt w:val="bullet"/>
       <w:lvlText w:val="•"/>
@@ -6108,7 +6289,7 @@
         <w:ind w:left="540" w:hanging="270"/>
       </w:pPr>
     </w:lvl>
-    <w:lvl w:ilvl="1" w15:tentative="1">
+    <w:lvl w:ilvl="1" w:tentative="1">
       <w:start w:val="1"/>
       <w:numFmt w:val="bullet"/>
       <w:lvlText w:val="–"/>
@@ -6120,7 +6301,7 @@
   </w:abstractNum>
   <w:abstractNum w:abstractNumId="3" w15:restartNumberingAfterBreak="0">
     <w:multiLevelType w:val="hybridMultilevel"/>
-    <w:lvl w:ilvl="0" w15:tentative="1">
+    <w:lvl w:ilvl="0" w:tentative="1">
       <w:start w:val="1"/>
       <w:numFmt w:val="decimal"/>
       <w:lvlText w:val="%1."/>
@@ -6170,6 +6351,10 @@
     </w:rPrDefault>
     <w:pPrDefault/>
   </w:docDefaults>
+  <w:style w:type="paragraph" w:styleId="Normal" w:default="1">
+    <w:name w:val="Normal"/>
+    <w:qFormat/>
+  </w:style>
   <w:style w:type="paragraph" w:styleId="Title">
     <w:name w:val="Title"/>
     <w:basedOn w:val="Normal"/>
@@ -6178,28 +6363,6 @@
     <w:rPr>
       <w:sz w:val="56"/>
       <w:szCs w:val="56"/>
-    </w:rPr>
-  </w:style>
-  <w:style w:type="paragraph" w:styleId="Heading1">
-    <w:name w:val="Heading 1"/>
-    <w:basedOn w:val="Normal"/>
-    <w:next w:val="Normal"/>
-    <w:qFormat/>
-    <w:rPr>
-      <w:color w:val="2E74B5"/>
-      <w:sz w:val="32"/>
-      <w:szCs w:val="32"/>
-    </w:rPr>
-  </w:style>
-  <w:style w:type="paragraph" w:styleId="Heading2">
-    <w:name w:val="Heading 2"/>
-    <w:basedOn w:val="Normal"/>
-    <w:next w:val="Normal"/>
-    <w:qFormat/>
-    <w:rPr>
-      <w:color w:val="2E74B5"/>
-      <w:sz w:val="26"/>
-      <w:szCs w:val="26"/>
     </w:rPr>
   </w:style>
   <w:style w:type="paragraph" w:styleId="Heading3">
@@ -6376,4 +6539,294 @@
     </w:rPr>
   </w:style>
 </w:styles>
+</file>
+
+<file path=word/theme/theme1.xml><?xml version="1.0" encoding="utf-8"?>
+<a:theme xmlns:a="http://schemas.openxmlformats.org/drawingml/2006/main" name="Office Theme">
+  <a:themeElements>
+    <a:clrScheme name="Office">
+      <a:dk1>
+        <a:sysClr val="windowText" lastClr="000000"/>
+      </a:dk1>
+      <a:lt1>
+        <a:sysClr val="window" lastClr="FFFFFF"/>
+      </a:lt1>
+      <a:dk2>
+        <a:srgbClr val="44546A"/>
+      </a:dk2>
+      <a:lt2>
+        <a:srgbClr val="E7E6E6"/>
+      </a:lt2>
+      <a:accent1>
+        <a:srgbClr val="4472C4"/>
+      </a:accent1>
+      <a:accent2>
+        <a:srgbClr val="ED7D31"/>
+      </a:accent2>
+      <a:accent3>
+        <a:srgbClr val="A5A5A5"/>
+      </a:accent3>
+      <a:accent4>
+        <a:srgbClr val="FFC000"/>
+      </a:accent4>
+      <a:accent5>
+        <a:srgbClr val="5B9BD5"/>
+      </a:accent5>
+      <a:accent6>
+        <a:srgbClr val="70AD47"/>
+      </a:accent6>
+      <a:hlink>
+        <a:srgbClr val="0563C1"/>
+      </a:hlink>
+      <a:folHlink>
+        <a:srgbClr val="954F72"/>
+      </a:folHlink>
+    </a:clrScheme>
+    <a:fontScheme name="Office">
+      <a:majorFont>
+        <a:latin typeface="Calibri Light" panose="020F0302020204030204"/>
+        <a:ea typeface=""/>
+        <a:cs typeface=""/>
+        <a:font script="Jpan" typeface="游ゴシック Light"/>
+        <a:font script="Hang" typeface="맑은 고딕"/>
+        <a:font script="Hans" typeface="等线 Light"/>
+        <a:font script="Hant" typeface="新細明體"/>
+        <a:font script="Arab" typeface="Times New Roman"/>
+        <a:font script="Hebr" typeface="Times New Roman"/>
+        <a:font script="Thai" typeface="Angsana New"/>
+        <a:font script="Ethi" typeface="Nyala"/>
+        <a:font script="Beng" typeface="Vrinda"/>
+        <a:font script="Gujr" typeface="Shruti"/>
+        <a:font script="Khmr" typeface="MoolBoran"/>
+        <a:font script="Knda" typeface="Tunga"/>
+        <a:font script="Guru" typeface="Raavi"/>
+        <a:font script="Cans" typeface="Euphemia"/>
+        <a:font script="Cher" typeface="Plantagenet Cherokee"/>
+        <a:font script="Yiii" typeface="Microsoft Yi Baiti"/>
+        <a:font script="Tibt" typeface="Microsoft Himalaya"/>
+        <a:font script="Thaa" typeface="MV Boli"/>
+        <a:font script="Deva" typeface="Mangal"/>
+        <a:font script="Telu" typeface="Gautami"/>
+        <a:font script="Taml" typeface="Latha"/>
+        <a:font script="Syrc" typeface="Estrangelo Edessa"/>
+        <a:font script="Orya" typeface="Kalinga"/>
+        <a:font script="Mlym" typeface="Kartika"/>
+        <a:font script="Laoo" typeface="DokChampa"/>
+        <a:font script="Sinh" typeface="Iskoola Pota"/>
+        <a:font script="Mong" typeface="Mongolian Baiti"/>
+        <a:font script="Viet" typeface="Times New Roman"/>
+        <a:font script="Uigh" typeface="Microsoft Uighur"/>
+        <a:font script="Geor" typeface="Sylfaen"/>
+        <a:font script="Armn" typeface="Arial"/>
+        <a:font script="Bugi" typeface="Leelawadee UI"/>
+        <a:font script="Bopo" typeface="Microsoft JhengHei"/>
+        <a:font script="Java" typeface="Javanese Text"/>
+        <a:font script="Lisu" typeface="Segoe UI"/>
+        <a:font script="Mymr" typeface="Myanmar Text"/>
+        <a:font script="Nkoo" typeface="Ebrima"/>
+        <a:font script="Olck" typeface="Nirmala UI"/>
+        <a:font script="Osma" typeface="Ebrima"/>
+        <a:font script="Phag" typeface="Phagspa"/>
+        <a:font script="Syrn" typeface="Estrangelo Edessa"/>
+        <a:font script="Syrj" typeface="Estrangelo Edessa"/>
+        <a:font script="Syre" typeface="Estrangelo Edessa"/>
+        <a:font script="Sora" typeface="Nirmala UI"/>
+        <a:font script="Tale" typeface="Microsoft Tai Le"/>
+        <a:font script="Talu" typeface="Microsoft New Tai Lue"/>
+        <a:font script="Tfng" typeface="Ebrima"/>
+      </a:majorFont>
+      <a:minorFont>
+        <a:latin typeface="Calibri" panose="020F0502020204030204"/>
+        <a:ea typeface=""/>
+        <a:cs typeface=""/>
+        <a:font script="Jpan" typeface="游明朝"/>
+        <a:font script="Hang" typeface="맑은 고딕"/>
+        <a:font script="Hans" typeface="等线"/>
+        <a:font script="Hant" typeface="新細明體"/>
+        <a:font script="Arab" typeface="Arial"/>
+        <a:font script="Hebr" typeface="Arial"/>
+        <a:font script="Thai" typeface="Cordia New"/>
+        <a:font script="Ethi" typeface="Nyala"/>
+        <a:font script="Beng" typeface="Vrinda"/>
+        <a:font script="Gujr" typeface="Shruti"/>
+        <a:font script="Khmr" typeface="DaunPenh"/>
+        <a:font script="Knda" typeface="Tunga"/>
+        <a:font script="Guru" typeface="Raavi"/>
+        <a:font script="Cans" typeface="Euphemia"/>
+        <a:font script="Cher" typeface="Plantagenet Cherokee"/>
+        <a:font script="Yiii" typeface="Microsoft Yi Baiti"/>
+        <a:font script="Tibt" typeface="Microsoft Himalaya"/>
+        <a:font script="Thaa" typeface="MV Boli"/>
+        <a:font script="Deva" typeface="Mangal"/>
+        <a:font script="Telu" typeface="Gautami"/>
+        <a:font script="Taml" typeface="Latha"/>
+        <a:font script="Syrc" typeface="Estrangelo Edessa"/>
+        <a:font script="Orya" typeface="Kalinga"/>
+        <a:font script="Mlym" typeface="Kartika"/>
+        <a:font script="Laoo" typeface="DokChampa"/>
+        <a:font script="Sinh" typeface="Iskoola Pota"/>
+        <a:font script="Mong" typeface="Mongolian Baiti"/>
+        <a:font script="Viet" typeface="Arial"/>
+        <a:font script="Uigh" typeface="Microsoft Uighur"/>
+        <a:font script="Geor" typeface="Sylfaen"/>
+        <a:font script="Armn" typeface="Arial"/>
+        <a:font script="Bugi" typeface="Leelawadee UI"/>
+        <a:font script="Bopo" typeface="Microsoft JhengHei"/>
+        <a:font script="Java" typeface="Javanese Text"/>
+        <a:font script="Lisu" typeface="Segoe UI"/>
+        <a:font script="Mymr" typeface="Myanmar Text"/>
+        <a:font script="Nkoo" typeface="Ebrima"/>
+        <a:font script="Olck" typeface="Nirmala UI"/>
+        <a:font script="Osma" typeface="Ebrima"/>
+        <a:font script="Phag" typeface="Phagspa"/>
+        <a:font script="Syrn" typeface="Estrangelo Edessa"/>
+        <a:font script="Syrj" typeface="Estrangelo Edessa"/>
+        <a:font script="Syre" typeface="Estrangelo Edessa"/>
+        <a:font script="Sora" typeface="Nirmala UI"/>
+        <a:font script="Tale" typeface="Microsoft Tai Le"/>
+        <a:font script="Talu" typeface="Microsoft New Tai Lue"/>
+        <a:font script="Tfng" typeface="Ebrima"/>
+      </a:minorFont>
+    </a:fontScheme>
+    <a:fmtScheme name="Office">
+      <a:fillStyleLst>
+        <a:solidFill>
+          <a:schemeClr val="phClr"/>
+        </a:solidFill>
+        <a:gradFill rotWithShape="true">
+          <a:gsLst>
+            <a:gs pos="0">
+              <a:schemeClr val="phClr">
+                <a:lumMod val="110000"/>
+                <a:satMod val="105000"/>
+                <a:tint val="67000"/>
+              </a:schemeClr>
+            </a:gs>
+            <a:gs pos="50000">
+              <a:schemeClr val="phClr">
+                <a:lumMod val="105000"/>
+                <a:satMod val="103000"/>
+                <a:tint val="73000"/>
+              </a:schemeClr>
+            </a:gs>
+            <a:gs pos="100000">
+              <a:schemeClr val="phClr">
+                <a:lumMod val="105000"/>
+                <a:satMod val="109000"/>
+                <a:tint val="81000"/>
+              </a:schemeClr>
+            </a:gs>
+          </a:gsLst>
+          <a:lin ang="5400000" scaled="false"/>
+        </a:gradFill>
+        <a:gradFill rotWithShape="true">
+          <a:gsLst>
+            <a:gs pos="0">
+              <a:schemeClr val="phClr">
+                <a:satMod val="103000"/>
+                <a:lumMod val="102000"/>
+                <a:tint val="94000"/>
+              </a:schemeClr>
+            </a:gs>
+            <a:gs pos="50000">
+              <a:schemeClr val="phClr">
+                <a:satMod val="110000"/>
+                <a:lumMod val="100000"/>
+                <a:shade val="100000"/>
+              </a:schemeClr>
+            </a:gs>
+            <a:gs pos="100000">
+              <a:schemeClr val="phClr">
+                <a:lumMod val="99000"/>
+                <a:satMod val="120000"/>
+                <a:shade val="78000"/>
+              </a:schemeClr>
+            </a:gs>
+          </a:gsLst>
+          <a:lin ang="5400000" scaled="false"/>
+        </a:gradFill>
+      </a:fillStyleLst>
+      <a:lnStyleLst>
+        <a:ln w="6350" cap="flat" cmpd="sng" algn="ctr">
+          <a:solidFill>
+            <a:schemeClr val="phClr"/>
+          </a:solidFill>
+          <a:prstDash val="solid"/>
+          <a:miter lim="800000"/>
+        </a:ln>
+        <a:ln w="12700" cap="flat" cmpd="sng" algn="ctr">
+          <a:solidFill>
+            <a:schemeClr val="phClr"/>
+          </a:solidFill>
+          <a:prstDash val="solid"/>
+          <a:miter lim="800000"/>
+        </a:ln>
+        <a:ln w="19050" cap="flat" cmpd="sng" algn="ctr">
+          <a:solidFill>
+            <a:schemeClr val="phClr"/>
+          </a:solidFill>
+          <a:prstDash val="solid"/>
+          <a:miter lim="800000"/>
+        </a:ln>
+      </a:lnStyleLst>
+      <a:effectStyleLst>
+        <a:effectStyle>
+          <a:effectLst/>
+        </a:effectStyle>
+        <a:effectStyle>
+          <a:effectLst/>
+        </a:effectStyle>
+        <a:effectStyle>
+          <a:effectLst>
+            <a:outerShdw blurRad="57150" dist="19050" dir="5400000" algn="ctr" rotWithShape="false">
+              <a:srgbClr val="000000">
+                <a:alpha val="63000"/>
+              </a:srgbClr>
+            </a:outerShdw>
+          </a:effectLst>
+        </a:effectStyle>
+      </a:effectStyleLst>
+      <a:bgFillStyleLst>
+        <a:solidFill>
+          <a:schemeClr val="phClr"/>
+        </a:solidFill>
+        <a:solidFill>
+          <a:schemeClr val="phClr">
+            <a:tint val="95000"/>
+            <a:satMod val="170000"/>
+          </a:schemeClr>
+        </a:solidFill>
+        <a:gradFill rotWithShape="true">
+          <a:gsLst>
+            <a:gs pos="0">
+              <a:schemeClr val="phClr">
+                <a:tint val="93000"/>
+                <a:satMod val="150000"/>
+                <a:shade val="98000"/>
+                <a:lumMod val="102000"/>
+              </a:schemeClr>
+            </a:gs>
+            <a:gs pos="50000">
+              <a:schemeClr val="phClr">
+                <a:tint val="98000"/>
+                <a:satMod val="130000"/>
+                <a:shade val="90000"/>
+                <a:lumMod val="103000"/>
+              </a:schemeClr>
+            </a:gs>
+            <a:gs pos="100000">
+              <a:schemeClr val="phClr">
+                <a:shade val="63000"/>
+                <a:satMod val="120000"/>
+              </a:schemeClr>
+            </a:gs>
+          </a:gsLst>
+          <a:lin ang="5400000" scaled="false"/>
+        </a:gradFill>
+      </a:bgFillStyleLst>
+    </a:fmtScheme>
+  </a:themeElements>
+  <a:objectDefaults/>
+  <a:extraClrSchemeLst/>
+</a:theme>
 </file>